--- a/vignettes/Beginner_Tutorial.docx
+++ b/vignettes/Beginner_Tutorial.docx
@@ -390,7 +390,7 @@
       </w:r>
     </w:p>
     <w:bookmarkEnd w:id="24"/>
-    <w:bookmarkStart w:id="25" w:name="X4cf5349fcc2af26b8e1cf3ad2a189185ddc2d68"/>
+    <w:bookmarkStart w:id="28" w:name="X4cf5349fcc2af26b8e1cf3ad2a189185ddc2d68"/>
     <w:p>
       <w:pPr>
         <w:pStyle w:val="Heading2"/>
@@ -694,6 +694,127 @@
         <w:pStyle w:val="FirstParagraph"/>
       </w:pPr>
       <w:r>
+        <w:t xml:space="preserve">It is always good practice to verify the dimensions and inspect a few rows to make sure everything loaded correctly:</w:t>
+      </w:r>
+    </w:p>
+    <w:p>
+      <w:pPr>
+        <w:pStyle w:val="SourceCode"/>
+      </w:pPr>
+      <w:r>
+        <w:rPr>
+          <w:rStyle w:val="CommentTok"/>
+        </w:rPr>
+        <w:t xml:space="preserve"># X should be N (students) x J (items)</w:t>
+      </w:r>
+      <w:r>
+        <w:br/>
+      </w:r>
+      <w:r>
+        <w:rPr>
+          <w:rStyle w:val="FunctionTok"/>
+        </w:rPr>
+        <w:t xml:space="preserve">dim</w:t>
+      </w:r>
+      <w:r>
+        <w:rPr>
+          <w:rStyle w:val="NormalTok"/>
+        </w:rPr>
+        <w:t xml:space="preserve">(X)</w:t>
+      </w:r>
+      <w:r>
+        <w:br/>
+      </w:r>
+      <w:r>
+        <w:rPr>
+          <w:rStyle w:val="FunctionTok"/>
+        </w:rPr>
+        <w:t xml:space="preserve">head</w:t>
+      </w:r>
+      <w:r>
+        <w:rPr>
+          <w:rStyle w:val="NormalTok"/>
+        </w:rPr>
+        <w:t xml:space="preserve">(X[, </w:t>
+      </w:r>
+      <w:r>
+        <w:rPr>
+          <w:rStyle w:val="DecValTok"/>
+        </w:rPr>
+        <w:t xml:space="preserve">1</w:t>
+      </w:r>
+      <w:r>
+        <w:rPr>
+          <w:rStyle w:val="SpecialCharTok"/>
+        </w:rPr>
+        <w:t xml:space="preserve">:</w:t>
+      </w:r>
+      <w:r>
+        <w:rPr>
+          <w:rStyle w:val="DecValTok"/>
+        </w:rPr>
+        <w:t xml:space="preserve">6</w:t>
+      </w:r>
+      <w:r>
+        <w:rPr>
+          <w:rStyle w:val="NormalTok"/>
+        </w:rPr>
+        <w:t xml:space="preserve">]) </w:t>
+      </w:r>
+      <w:r>
+        <w:rPr>
+          <w:rStyle w:val="CommentTok"/>
+        </w:rPr>
+        <w:t xml:space="preserve"># first 6 columns</w:t>
+      </w:r>
+      <w:r>
+        <w:br/>
+      </w:r>
+      <w:r>
+        <w:br/>
+      </w:r>
+      <w:r>
+        <w:rPr>
+          <w:rStyle w:val="CommentTok"/>
+        </w:rPr>
+        <w:t xml:space="preserve"># Q should be J (items) x K (skills)</w:t>
+      </w:r>
+      <w:r>
+        <w:br/>
+      </w:r>
+      <w:r>
+        <w:rPr>
+          <w:rStyle w:val="FunctionTok"/>
+        </w:rPr>
+        <w:t xml:space="preserve">dim</w:t>
+      </w:r>
+      <w:r>
+        <w:rPr>
+          <w:rStyle w:val="NormalTok"/>
+        </w:rPr>
+        <w:t xml:space="preserve">(Q)</w:t>
+      </w:r>
+      <w:r>
+        <w:br/>
+      </w:r>
+      <w:r>
+        <w:rPr>
+          <w:rStyle w:val="FunctionTok"/>
+        </w:rPr>
+        <w:t xml:space="preserve">head</w:t>
+      </w:r>
+      <w:r>
+        <w:rPr>
+          <w:rStyle w:val="NormalTok"/>
+        </w:rPr>
+        <w:t xml:space="preserve">(Q)</w:t>
+      </w:r>
+    </w:p>
+    <w:p>
+      <w:pPr>
+        <w:pStyle w:val="FirstParagraph"/>
+      </w:pPr>
+      <w:r>
         <w:t xml:space="preserve">The</w:t>
       </w:r>
       <w:r>
@@ -718,7 +839,7 @@
         <w:t xml:space="preserve">g</w:t>
       </w:r>
       <w:r>
-        <w:t xml:space="preserve">) that represents the underlying node dependencies—i.e., the dependencies between the skills and the tasks/test items. The</w:t>
+        <w:t xml:space="preserve">) that represents the underlying node dependencies-i.e., the dependencies between the skills and the tasks/test items. The</w:t>
       </w:r>
       <w:r>
         <w:t xml:space="preserve"> </w:t>
@@ -736,6 +857,164 @@
         <w:t xml:space="preserve">function handles this graphical conversion automatically for us.</w:t>
       </w:r>
     </w:p>
+    <w:tbl>
+      <w:tblPr>
+        <w:tblStyle w:val="Table"/>
+        <w:tblLook w:firstRow="0" w:lastRow="0" w:firstColumn="0" w:lastColumn="0" w:noHBand="0" w:noVBand="0" w:val="0000"/>
+        <w:tblBorders>
+          <w:top w:val="single" w:sz="4" w:space="0" w:color="0758E5"/>
+          <w:left w:val="single" w:sz="24" w:space="0" w:color="0758E5"/>
+          <w:bottom w:val="single" w:sz="4" w:space="0" w:color="0758E5"/>
+          <w:right w:val="single" w:sz="4" w:space="0" w:color="0758E5"/>
+        </w:tblBorders>
+        <w:tblCellMar>
+          <w:left w:w="144" w:type="dxa"/>
+          <w:right w:w="144" w:type="dxa"/>
+        </w:tblCellMar>
+        <w:tblLook w:firstRow="0" w:lastRow="0" w:firstColumn="0" w:lastColumn="0" w:noHBand="0" w:noVBand="0" w:val="0000"/>
+      </w:tblPr>
+      <w:tr>
+        <w:trPr>
+          <w:cantSplit/>
+        </w:trPr>
+        <w:tc>
+          <w:tcPr>
+            <w:shd w:color="auto" w:fill="dae6fb" w:val="clear"/>
+            <w:tcMar>
+              <w:top w:w="92" w:type="dxa"/>
+              <w:bottom w:w="92" w:type="dxa"/>
+            </w:tcMar>
+          </w:tcPr>
+          <w:p>
+            <w:pPr>
+              <w:pStyle w:val="BodyText"/>
+            </w:pPr>
+            <w:pPr>
+              <w:spacing w:before="0" w:after="0"/>
+              <w:textAlignment w:val="center"/>
+            </w:pPr>
+            <w:r>
+              <w:drawing>
+                <wp:inline>
+                  <wp:extent cx="152400" cy="152400"/>
+                  <wp:effectExtent b="0" l="0" r="0" t="0"/>
+                  <wp:docPr descr="" title="" id="26" name="Picture"/>
+                  <a:graphic>
+                    <a:graphicData uri="http://schemas.openxmlformats.org/drawingml/2006/picture">
+                      <pic:pic>
+                        <pic:nvPicPr>
+                          <pic:cNvPr descr="/Applications/quarto/share/formats/docx/note.png" id="27" name="Picture"/>
+                          <pic:cNvPicPr>
+                            <a:picLocks noChangeArrowheads="1" noChangeAspect="1"/>
+                          </pic:cNvPicPr>
+                        </pic:nvPicPr>
+                        <pic:blipFill>
+                          <a:blip r:embed="rId25"/>
+                          <a:stretch>
+                            <a:fillRect/>
+                          </a:stretch>
+                        </pic:blipFill>
+                        <pic:spPr bwMode="auto">
+                          <a:xfrm>
+                            <a:off x="0" y="0"/>
+                            <a:ext cx="152400" cy="152400"/>
+                          </a:xfrm>
+                          <a:prstGeom prst="rect">
+                            <a:avLst/>
+                          </a:prstGeom>
+                          <a:noFill/>
+                          <a:ln w="9525">
+                            <a:noFill/>
+                            <a:headEnd/>
+                            <a:tailEnd/>
+                          </a:ln>
+                        </pic:spPr>
+                      </pic:pic>
+                    </a:graphicData>
+                  </a:graphic>
+                </wp:inline>
+              </w:drawing>
+            </w:r>
+            <w:r>
+              <w:t xml:space="preserve"> </w:t>
+            </w:r>
+            <w:r>
+              <w:t xml:space="preserve"> </w:t>
+            </w:r>
+            <w:r>
+              <w:t xml:space="preserve">Alternative: Using Nodes and Edges Files</w:t>
+            </w:r>
+          </w:p>
+        </w:tc>
+      </w:tr>
+      <w:tr>
+        <w:trPr>
+          <w:cantSplit/>
+        </w:trPr>
+        <w:tc>
+          <w:tcPr>
+            <w:tcMar>
+              <w:top w:w="108" w:type="dxa"/>
+              <w:bottom w:w="108" w:type="dxa"/>
+            </w:tcMar>
+          </w:tcPr>
+          <w:p>
+            <w:pPr>
+              <w:pStyle w:val="BodyText"/>
+            </w:pPr>
+            <w:pPr>
+              <w:spacing w:before="16" w:after="16"/>
+            </w:pPr>
+            <w:r>
+              <w:t xml:space="preserve">If you prefer not to use a Q-Matrix,</w:t>
+            </w:r>
+            <w:r>
+              <w:t xml:space="preserve"> </w:t>
+            </w:r>
+            <w:r>
+              <w:rPr>
+                <w:rStyle w:val="VerbatimChar"/>
+              </w:rPr>
+              <w:t xml:space="preserve">pgdcm</w:t>
+            </w:r>
+            <w:r>
+              <w:t xml:space="preserve"> </w:t>
+            </w:r>
+            <w:r>
+              <w:t xml:space="preserve">allows you to construct the graph directly from CSV files defining the nodes and edges of your network. You can do this using the</w:t>
+            </w:r>
+            <w:r>
+              <w:t xml:space="preserve"> </w:t>
+            </w:r>
+            <w:r>
+              <w:rPr>
+                <w:rStyle w:val="VerbatimChar"/>
+              </w:rPr>
+              <w:t xml:space="preserve">build_from_node_edge_files("nodes.csv", "edges.csv")</w:t>
+            </w:r>
+            <w:r>
+              <w:t xml:space="preserve"> </w:t>
+            </w:r>
+            <w:r>
+              <w:t xml:space="preserve">function instead of</w:t>
+            </w:r>
+            <w:r>
+              <w:t xml:space="preserve"> </w:t>
+            </w:r>
+            <w:r>
+              <w:rPr>
+                <w:rStyle w:val="VerbatimChar"/>
+              </w:rPr>
+              <w:t xml:space="preserve">QMatrix2iGraph()</w:t>
+            </w:r>
+            <w:r>
+              <w:t xml:space="preserve">. This is particularly useful for modeling more complex structures like attributes hierarchies or prerequisites.</w:t>
+            </w:r>
+          </w:p>
+          <w:p/>
+        </w:tc>
+      </w:tr>
+    </w:tbl>
     <w:p>
       <w:pPr>
         <w:pStyle w:val="BodyText"/>
@@ -877,13 +1156,13 @@
         <w:rPr>
           <w:rStyle w:val="VerbatimChar"/>
         </w:rPr>
-        <w:t xml:space="preserve">build_model_config()</w:t>
-      </w:r>
-      <w:r>
-        <w:t xml:space="preserve"> </w:t>
-      </w:r>
-      <w:r>
-        <w:t xml:space="preserve">assumes a</w:t>
+        <w:t xml:space="preserve">QMatrix2iGraph()</w:t>
+      </w:r>
+      <w:r>
+        <w:t xml:space="preserve"> </w:t>
+      </w:r>
+      <w:r>
+        <w:t xml:space="preserve">assigns a</w:t>
       </w:r>
       <w:r>
         <w:t xml:space="preserve"> </w:t>
@@ -911,7 +1190,7 @@
         <w:t xml:space="preserve"> </w:t>
       </w:r>
       <w:r>
-        <w:t xml:space="preserve">gate) compute type. This implies a strict, non-compensatory cognitive framework—meaning a student</w:t>
+        <w:t xml:space="preserve">gate) compute type to all nodes. This implies a strict, non-compensatory cognitive framework-meaning a student</w:t>
       </w:r>
       <w:r>
         <w:t xml:space="preserve"> </w:t>
@@ -927,34 +1206,102 @@
         <w:t xml:space="preserve"> </w:t>
       </w:r>
       <w:r>
-        <w:t xml:space="preserve">possess all required skills dictated by the Q-Matrix to likely answer an item correctly; mastering just one or a few required skills provides no additional benefit. If your assessment follows a different theoretic framework, you can overwrite this by supplying options like</w:t>
-      </w:r>
-      <w:r>
-        <w:t xml:space="preserve"> </w:t>
-      </w:r>
-      <w:r>
-        <w:rPr>
-          <w:rStyle w:val="VerbatimChar"/>
-        </w:rPr>
-        <w:t xml:space="preserve">compute = "dino"</w:t>
-      </w:r>
-      <w:r>
-        <w:t xml:space="preserve"> </w:t>
-      </w:r>
-      <w:r>
-        <w:t xml:space="preserve">or</w:t>
-      </w:r>
-      <w:r>
-        <w:t xml:space="preserve"> </w:t>
-      </w:r>
-      <w:r>
-        <w:rPr>
-          <w:rStyle w:val="VerbatimChar"/>
-        </w:rPr>
-        <w:t xml:space="preserve">compute = "dinm"</w:t>
+        <w:t xml:space="preserve">possess all required skills dictated by the Q-Matrix to likely answer an item correctly; mastering just one or a few required skills provides no additional benefit. If your assessment follows a different theoretical framework, you can specify this at graph construction time by supplying the</w:t>
+      </w:r>
+      <w:r>
+        <w:t xml:space="preserve"> </w:t>
+      </w:r>
+      <w:r>
+        <w:rPr>
+          <w:rStyle w:val="VerbatimChar"/>
+        </w:rPr>
+        <w:t xml:space="preserve">compute</w:t>
+      </w:r>
+      <w:r>
+        <w:t xml:space="preserve"> </w:t>
+      </w:r>
+      <w:r>
+        <w:t xml:space="preserve">argument to</w:t>
+      </w:r>
+      <w:r>
+        <w:t xml:space="preserve"> </w:t>
+      </w:r>
+      <w:r>
+        <w:rPr>
+          <w:rStyle w:val="VerbatimChar"/>
+        </w:rPr>
+        <w:t xml:space="preserve">QMatrix2iGraph()</w:t>
       </w:r>
       <w:r>
         <w:t xml:space="preserve">:</w:t>
+      </w:r>
+    </w:p>
+    <w:p>
+      <w:pPr>
+        <w:pStyle w:val="SourceCode"/>
+      </w:pPr>
+      <w:r>
+        <w:rPr>
+          <w:rStyle w:val="CommentTok"/>
+        </w:rPr>
+        <w:t xml:space="preserve"># Example: use a compensatory framework instead</w:t>
+      </w:r>
+      <w:r>
+        <w:br/>
+      </w:r>
+      <w:r>
+        <w:rPr>
+          <w:rStyle w:val="NormalTok"/>
+        </w:rPr>
+        <w:t xml:space="preserve">g </w:t>
+      </w:r>
+      <w:r>
+        <w:rPr>
+          <w:rStyle w:val="OtherTok"/>
+        </w:rPr>
+        <w:t xml:space="preserve">&lt;-</w:t>
+      </w:r>
+      <w:r>
+        <w:rPr>
+          <w:rStyle w:val="NormalTok"/>
+        </w:rPr>
+        <w:t xml:space="preserve"> </w:t>
+      </w:r>
+      <w:r>
+        <w:rPr>
+          <w:rStyle w:val="FunctionTok"/>
+        </w:rPr>
+        <w:t xml:space="preserve">QMatrix2iGraph</w:t>
+      </w:r>
+      <w:r>
+        <w:rPr>
+          <w:rStyle w:val="NormalTok"/>
+        </w:rPr>
+        <w:t xml:space="preserve">(Q, </w:t>
+      </w:r>
+      <w:r>
+        <w:rPr>
+          <w:rStyle w:val="AttributeTok"/>
+        </w:rPr>
+        <w:t xml:space="preserve">compute =</w:t>
+      </w:r>
+      <w:r>
+        <w:rPr>
+          <w:rStyle w:val="NormalTok"/>
+        </w:rPr>
+        <w:t xml:space="preserve"> </w:t>
+      </w:r>
+      <w:r>
+        <w:rPr>
+          <w:rStyle w:val="StringTok"/>
+        </w:rPr>
+        <w:t xml:space="preserve">"dino"</w:t>
+      </w:r>
+      <w:r>
+        <w:rPr>
+          <w:rStyle w:val="NormalTok"/>
+        </w:rPr>
+        <w:t xml:space="preserve">)</w:t>
       </w:r>
     </w:p>
     <w:p>
@@ -1090,8 +1437,31 @@
         <w:t xml:space="preserve">: Assumes a proportional or additive framework. In this model, each additional required skill a student masters incrementally increases their probability of answering correctly.</w:t>
       </w:r>
     </w:p>
-    <w:bookmarkEnd w:id="25"/>
-    <w:bookmarkStart w:id="29" w:name="estimation-pipeline"/>
+    <w:p>
+      <w:pPr>
+        <w:pStyle w:val="FirstParagraph"/>
+      </w:pPr>
+      <w:r>
+        <w:t xml:space="preserve">The downstream</w:t>
+      </w:r>
+      <w:r>
+        <w:t xml:space="preserve"> </w:t>
+      </w:r>
+      <w:r>
+        <w:rPr>
+          <w:rStyle w:val="VerbatimChar"/>
+        </w:rPr>
+        <w:t xml:space="preserve">build_model_config()</w:t>
+      </w:r>
+      <w:r>
+        <w:t xml:space="preserve"> </w:t>
+      </w:r>
+      <w:r>
+        <w:t xml:space="preserve">function reads the compute type directly from the graph’s node attributes, so there is no need to specify it again at the configuration stage.</w:t>
+      </w:r>
+    </w:p>
+    <w:bookmarkEnd w:id="28"/>
+    <w:bookmarkStart w:id="31" w:name="estimation-pipeline"/>
     <w:p>
       <w:pPr>
         <w:pStyle w:val="Heading2"/>
@@ -1363,18 +1733,18 @@
                 <wp:inline>
                   <wp:extent cx="152400" cy="152400"/>
                   <wp:effectExtent b="0" l="0" r="0" t="0"/>
-                  <wp:docPr descr="" title="" id="27" name="Picture"/>
+                  <wp:docPr descr="" title="" id="29" name="Picture"/>
                   <a:graphic>
                     <a:graphicData uri="http://schemas.openxmlformats.org/drawingml/2006/picture">
                       <pic:pic>
                         <pic:nvPicPr>
-                          <pic:cNvPr descr="/Applications/quarto/share/formats/docx/note.png" id="28" name="Picture"/>
+                          <pic:cNvPr descr="/Applications/quarto/share/formats/docx/note.png" id="30" name="Picture"/>
                           <pic:cNvPicPr>
                             <a:picLocks noChangeArrowheads="1" noChangeAspect="1"/>
                           </pic:cNvPicPr>
                         </pic:nvPicPr>
                         <pic:blipFill>
-                          <a:blip r:embed="rId26"/>
+                          <a:blip r:embed="rId25"/>
                           <a:stretch>
                             <a:fillRect/>
                           </a:stretch>
@@ -1463,7 +1833,7 @@
                 <w:b/>
                 <w:bCs/>
               </w:rPr>
-              <w:t xml:space="preserve">niter = 2000</w:t>
+              <w:t xml:space="preserve">niter = 1000</w:t>
             </w:r>
             <w:r>
               <w:t xml:space="preserve">: The total number of MCMC samples to draw per chain.</w:t>
@@ -1483,7 +1853,7 @@
                 <w:b/>
                 <w:bCs/>
               </w:rPr>
-              <w:t xml:space="preserve">nburnin = 500</w:t>
+              <w:t xml:space="preserve">nburnin = 100</w:t>
             </w:r>
             <w:r>
               <w:t xml:space="preserve">: The number of initial samples to discard. MCMC algorithms take time to traverse towards the high-probability region; discarding early</w:t>
@@ -1639,14 +2009,14 @@
         </w:tc>
       </w:tr>
     </w:tbl>
-    <w:bookmarkEnd w:id="29"/>
-    <w:bookmarkStart w:id="38" w:name="interpreting-the-bayesian-output"/>
+    <w:bookmarkEnd w:id="31"/>
+    <w:bookmarkStart w:id="52" w:name="interpreting-the-results"/>
     <w:p>
       <w:pPr>
         <w:pStyle w:val="Heading2"/>
       </w:pPr>
       <w:r>
-        <w:t xml:space="preserve">4. Interpreting the Bayesian Output</w:t>
+        <w:t xml:space="preserve">4. Interpreting the Results</w:t>
       </w:r>
     </w:p>
     <w:p>
@@ -1654,19 +2024,37 @@
         <w:pStyle w:val="FirstParagraph"/>
       </w:pPr>
       <w:r>
-        <w:t xml:space="preserve">Unlike standard frequentist statistics which often output a single</w:t>
-      </w:r>
-      <w:r>
-        <w:t xml:space="preserve"> </w:t>
-      </w:r>
-      <w:r>
-        <w:t xml:space="preserve">“best guess”</w:t>
-      </w:r>
-      <w:r>
-        <w:t xml:space="preserve"> </w:t>
-      </w:r>
-      <w:r>
-        <w:t xml:space="preserve">point estimate, Bayesian inference through MCMC outputs</w:t>
+        <w:t xml:space="preserve">The</w:t>
+      </w:r>
+      <w:r>
+        <w:t xml:space="preserve"> </w:t>
+      </w:r>
+      <w:r>
+        <w:rPr>
+          <w:rStyle w:val="VerbatimChar"/>
+        </w:rPr>
+        <w:t xml:space="preserve">results</w:t>
+      </w:r>
+      <w:r>
+        <w:t xml:space="preserve"> </w:t>
+      </w:r>
+      <w:r>
+        <w:t xml:space="preserve">object returned by</w:t>
+      </w:r>
+      <w:r>
+        <w:t xml:space="preserve"> </w:t>
+      </w:r>
+      <w:r>
+        <w:rPr>
+          <w:rStyle w:val="VerbatimChar"/>
+        </w:rPr>
+        <w:t xml:space="preserve">run_pgdcm_auto()</w:t>
+      </w:r>
+      <w:r>
+        <w:t xml:space="preserve"> </w:t>
+      </w:r>
+      <w:r>
+        <w:t xml:space="preserve">includes several pre-computed, beginner-friendly outputs. Let’s start with the two most useful:</w:t>
       </w:r>
       <w:r>
         <w:t xml:space="preserve"> </w:t>
@@ -1676,10 +2064,13 @@
           <w:b/>
           <w:bCs/>
         </w:rPr>
-        <w:t xml:space="preserve">thousands of plausible values drawn from the joint posterior distribution</w:t>
-      </w:r>
-      <w:r>
-        <w:t xml:space="preserve">. This fundamental difference allows us to naturally extract comprehensive metrics like the</w:t>
+        <w:t xml:space="preserve">skill profiles</w:t>
+      </w:r>
+      <w:r>
+        <w:t xml:space="preserve"> </w:t>
+      </w:r>
+      <w:r>
+        <w:t xml:space="preserve">and</w:t>
       </w:r>
       <w:r>
         <w:t xml:space="preserve"> </w:t>
@@ -1689,52 +2080,1684 @@
           <w:b/>
           <w:bCs/>
         </w:rPr>
-        <w:t xml:space="preserve">posterior mean</w:t>
-      </w:r>
-      <w:r>
-        <w:t xml:space="preserve"> </w:t>
-      </w:r>
-      <w:r>
-        <w:t xml:space="preserve">and</w:t>
-      </w:r>
-      <w:r>
-        <w:t xml:space="preserve"> </w:t>
-      </w:r>
+        <w:t xml:space="preserve">item parameters</w:t>
+      </w:r>
+      <w:r>
+        <w:t xml:space="preserve">.</w:t>
+      </w:r>
+    </w:p>
+    <w:bookmarkStart w:id="32" w:name="who-mastered-what-skill-profiles"/>
+    <w:p>
+      <w:pPr>
+        <w:pStyle w:val="Heading3"/>
+      </w:pPr>
+      <w:r>
+        <w:t xml:space="preserve">Who Mastered What? (Skill Profiles)</w:t>
+      </w:r>
+    </w:p>
+    <w:p>
+      <w:pPr>
+        <w:pStyle w:val="FirstParagraph"/>
+      </w:pPr>
+      <w:r>
+        <w:t xml:space="preserve">The</w:t>
+      </w:r>
+      <w:r>
+        <w:t xml:space="preserve"> </w:t>
+      </w:r>
+      <w:r>
+        <w:rPr>
+          <w:rStyle w:val="VerbatimChar"/>
+        </w:rPr>
+        <w:t xml:space="preserve">skill_profiles</w:t>
+      </w:r>
+      <w:r>
+        <w:t xml:space="preserve"> </w:t>
+      </w:r>
+      <w:r>
+        <w:t xml:space="preserve">table is an</w:t>
+      </w:r>
+      <w:r>
+        <w:t xml:space="preserve"> </w:t>
+      </w:r>
+      <m:oMath>
+        <m:r>
+          <m:t>N</m:t>
+        </m:r>
+        <m:r>
+          <m:rPr>
+            <m:sty m:val="p"/>
+          </m:rPr>
+          <m:t>×</m:t>
+        </m:r>
+        <m:r>
+          <m:t>K</m:t>
+        </m:r>
+      </m:oMath>
+      <w:r>
+        <w:t xml:space="preserve"> </w:t>
+      </w:r>
+      <w:r>
+        <w:t xml:space="preserve">matrix showing the estimated probability of mastery for each student on each skill. Values close to 1 indicate likely mastery; values close to 0 indicate likely non-mastery.</w:t>
+      </w:r>
+    </w:p>
+    <w:p>
+      <w:pPr>
+        <w:pStyle w:val="SourceCode"/>
+      </w:pPr>
+      <w:r>
+        <w:rPr>
+          <w:rStyle w:val="CommentTok"/>
+        </w:rPr>
+        <w:t xml:space="preserve"># Each row = one student, each column = one skill</w:t>
+      </w:r>
+      <w:r>
+        <w:br/>
+      </w:r>
+      <w:r>
+        <w:rPr>
+          <w:rStyle w:val="FunctionTok"/>
+        </w:rPr>
+        <w:t xml:space="preserve">head</w:t>
+      </w:r>
+      <w:r>
+        <w:rPr>
+          <w:rStyle w:val="NormalTok"/>
+        </w:rPr>
+        <w:t xml:space="preserve">(results</w:t>
+      </w:r>
+      <w:r>
+        <w:rPr>
+          <w:rStyle w:val="SpecialCharTok"/>
+        </w:rPr>
+        <w:t xml:space="preserve">$</w:t>
+      </w:r>
+      <w:r>
+        <w:rPr>
+          <w:rStyle w:val="NormalTok"/>
+        </w:rPr>
+        <w:t xml:space="preserve">skill_profiles)</w:t>
+      </w:r>
+    </w:p>
+    <w:p>
+      <w:pPr>
+        <w:pStyle w:val="SourceCode"/>
+      </w:pPr>
+      <w:r>
+        <w:rPr>
+          <w:rStyle w:val="VerbatimChar"/>
+        </w:rPr>
+        <w:t xml:space="preserve">       referent_units partitioning_iterating appropriateness</w:t>
+      </w:r>
+      <w:r>
+        <w:br/>
+      </w:r>
+      <w:r>
+        <w:rPr>
+          <w:rStyle w:val="VerbatimChar"/>
+        </w:rPr>
+        <w:t xml:space="preserve">000809   9.999444e-01              0.9986111      0.79872222</w:t>
+      </w:r>
+      <w:r>
+        <w:br/>
+      </w:r>
+      <w:r>
+        <w:rPr>
+          <w:rStyle w:val="VerbatimChar"/>
+        </w:rPr>
+        <w:t xml:space="preserve">000994   2.627778e-02              0.9671111      0.88455556</w:t>
+      </w:r>
+      <w:r>
+        <w:br/>
+      </w:r>
+      <w:r>
+        <w:rPr>
+          <w:rStyle w:val="VerbatimChar"/>
+        </w:rPr>
+        <w:t xml:space="preserve">002427   9.333333e-03              0.9618889      0.88227778</w:t>
+      </w:r>
+      <w:r>
+        <w:br/>
+      </w:r>
+      <w:r>
+        <w:rPr>
+          <w:rStyle w:val="VerbatimChar"/>
+        </w:rPr>
+        <w:t xml:space="preserve">003128   9.999444e-01              0.9923333      0.74172222</w:t>
+      </w:r>
+      <w:r>
+        <w:br/>
+      </w:r>
+      <w:r>
+        <w:rPr>
+          <w:rStyle w:val="VerbatimChar"/>
+        </w:rPr>
+        <w:t xml:space="preserve">006198   5.555556e-05              0.9937222      0.01722222</w:t>
+      </w:r>
+      <w:r>
+        <w:br/>
+      </w:r>
+      <w:r>
+        <w:rPr>
+          <w:rStyle w:val="VerbatimChar"/>
+        </w:rPr>
+        <w:t xml:space="preserve">008702   5.328333e-01              0.9921667      0.97222222</w:t>
+      </w:r>
+      <w:r>
+        <w:br/>
+      </w:r>
+      <w:r>
+        <w:rPr>
+          <w:rStyle w:val="VerbatimChar"/>
+        </w:rPr>
+        <w:t xml:space="preserve">       multiplicative_comparison</w:t>
+      </w:r>
+      <w:r>
+        <w:br/>
+      </w:r>
+      <w:r>
+        <w:rPr>
+          <w:rStyle w:val="VerbatimChar"/>
+        </w:rPr>
+        <w:t xml:space="preserve">000809                 0.9997778</w:t>
+      </w:r>
+      <w:r>
+        <w:br/>
+      </w:r>
+      <w:r>
+        <w:rPr>
+          <w:rStyle w:val="VerbatimChar"/>
+        </w:rPr>
+        <w:t xml:space="preserve">000994                 0.9883889</w:t>
+      </w:r>
+      <w:r>
+        <w:br/>
+      </w:r>
+      <w:r>
+        <w:rPr>
+          <w:rStyle w:val="VerbatimChar"/>
+        </w:rPr>
+        <w:t xml:space="preserve">002427                 0.9872222</w:t>
+      </w:r>
+      <w:r>
+        <w:br/>
+      </w:r>
+      <w:r>
+        <w:rPr>
+          <w:rStyle w:val="VerbatimChar"/>
+        </w:rPr>
+        <w:t xml:space="preserve">003128                 0.9995556</w:t>
+      </w:r>
+      <w:r>
+        <w:br/>
+      </w:r>
+      <w:r>
+        <w:rPr>
+          <w:rStyle w:val="VerbatimChar"/>
+        </w:rPr>
+        <w:t xml:space="preserve">006198                 0.9758333</w:t>
+      </w:r>
+      <w:r>
+        <w:br/>
+      </w:r>
+      <w:r>
+        <w:rPr>
+          <w:rStyle w:val="VerbatimChar"/>
+        </w:rPr>
+        <w:t xml:space="preserve">008702                 0.4034444</w:t>
+      </w:r>
+    </w:p>
+    <w:bookmarkEnd w:id="32"/>
+    <w:bookmarkStart w:id="33" w:name="Xfec173c4eecadbc67ef3e925a13136d0ad12146"/>
+    <w:p>
+      <w:pPr>
+        <w:pStyle w:val="Heading3"/>
+      </w:pPr>
+      <w:r>
+        <w:t xml:space="preserve">How Did the Items Perform? (Item Parameters)</w:t>
+      </w:r>
+    </w:p>
+    <w:p>
+      <w:pPr>
+        <w:pStyle w:val="FirstParagraph"/>
+      </w:pPr>
+      <w:r>
+        <w:t xml:space="preserve">The</w:t>
+      </w:r>
+      <w:r>
+        <w:t xml:space="preserve"> </w:t>
+      </w:r>
+      <w:r>
+        <w:rPr>
+          <w:rStyle w:val="VerbatimChar"/>
+        </w:rPr>
+        <w:t xml:space="preserve">item_parameters</w:t>
+      </w:r>
+      <w:r>
+        <w:t xml:space="preserve"> </w:t>
+      </w:r>
+      <w:r>
+        <w:t xml:space="preserve">table provides a clean summary of how each test item functioned, with human-readable labels instead of raw parameter indices:</w:t>
+      </w:r>
+    </w:p>
+    <w:p>
+      <w:pPr>
+        <w:pStyle w:val="SourceCode"/>
+      </w:pPr>
+      <w:r>
+        <w:rPr>
+          <w:rStyle w:val="FunctionTok"/>
+        </w:rPr>
+        <w:t xml:space="preserve">head</w:t>
+      </w:r>
+      <w:r>
+        <w:rPr>
+          <w:rStyle w:val="NormalTok"/>
+        </w:rPr>
+        <w:t xml:space="preserve">(results</w:t>
+      </w:r>
+      <w:r>
+        <w:rPr>
+          <w:rStyle w:val="SpecialCharTok"/>
+        </w:rPr>
+        <w:t xml:space="preserve">$</w:t>
+      </w:r>
+      <w:r>
+        <w:rPr>
+          <w:rStyle w:val="NormalTok"/>
+        </w:rPr>
+        <w:t xml:space="preserve">item_parameters)</w:t>
+      </w:r>
+    </w:p>
+    <w:p>
+      <w:pPr>
+        <w:pStyle w:val="SourceCode"/>
+      </w:pPr>
+      <w:r>
+        <w:rPr>
+          <w:rStyle w:val="VerbatimChar"/>
+        </w:rPr>
+        <w:t xml:space="preserve">  item difficulty_mean difficulty_SD difficulty_Rhat discrimination_mean</w:t>
+      </w:r>
+      <w:r>
+        <w:br/>
+      </w:r>
+      <w:r>
+        <w:rPr>
+          <w:rStyle w:val="VerbatimChar"/>
+        </w:rPr>
+        <w:t xml:space="preserve">1    1       1.4077711     0.1535871            1.02           1.7290810</w:t>
+      </w:r>
+      <w:r>
+        <w:br/>
+      </w:r>
+      <w:r>
+        <w:rPr>
+          <w:rStyle w:val="VerbatimChar"/>
+        </w:rPr>
+        <w:t xml:space="preserve">2    2      -0.5853984     0.1286397            1.01           1.3389519</w:t>
+      </w:r>
+      <w:r>
+        <w:br/>
+      </w:r>
+      <w:r>
+        <w:rPr>
+          <w:rStyle w:val="VerbatimChar"/>
+        </w:rPr>
+        <w:t xml:space="preserve">3    3       2.9015853     0.2920419            1.01           2.5052113</w:t>
+      </w:r>
+      <w:r>
+        <w:br/>
+      </w:r>
+      <w:r>
+        <w:rPr>
+          <w:rStyle w:val="VerbatimChar"/>
+        </w:rPr>
+        <w:t xml:space="preserve">4    4       1.5771029     0.1491429            1.01           0.9337544</w:t>
+      </w:r>
+      <w:r>
+        <w:br/>
+      </w:r>
+      <w:r>
+        <w:rPr>
+          <w:rStyle w:val="VerbatimChar"/>
+        </w:rPr>
+        <w:t xml:space="preserve">5    5       2.1237524     0.1878747            1.01           1.7335323</w:t>
+      </w:r>
+      <w:r>
+        <w:br/>
+      </w:r>
+      <w:r>
+        <w:rPr>
+          <w:rStyle w:val="VerbatimChar"/>
+        </w:rPr>
+        <w:t xml:space="preserve">6    6       4.0207219     0.4005289            1.02           1.9544232</w:t>
+      </w:r>
+      <w:r>
+        <w:br/>
+      </w:r>
+      <w:r>
+        <w:rPr>
+          <w:rStyle w:val="VerbatimChar"/>
+        </w:rPr>
+        <w:t xml:space="preserve">  discrimination_SD discrimination_Rhat</w:t>
+      </w:r>
+      <w:r>
+        <w:br/>
+      </w:r>
+      <w:r>
+        <w:rPr>
+          <w:rStyle w:val="VerbatimChar"/>
+        </w:rPr>
+        <w:t xml:space="preserve">1         0.1923772                1.03</w:t>
+      </w:r>
+      <w:r>
+        <w:br/>
+      </w:r>
+      <w:r>
+        <w:rPr>
+          <w:rStyle w:val="VerbatimChar"/>
+        </w:rPr>
+        <w:t xml:space="preserve">2         0.2152481                1.05</w:t>
+      </w:r>
+      <w:r>
+        <w:br/>
+      </w:r>
+      <w:r>
+        <w:rPr>
+          <w:rStyle w:val="VerbatimChar"/>
+        </w:rPr>
+        <w:t xml:space="preserve">3         0.3164820                1.01</w:t>
+      </w:r>
+      <w:r>
+        <w:br/>
+      </w:r>
+      <w:r>
+        <w:rPr>
+          <w:rStyle w:val="VerbatimChar"/>
+        </w:rPr>
+        <w:t xml:space="preserve">4         0.1911755                1.01</w:t>
+      </w:r>
+      <w:r>
+        <w:br/>
+      </w:r>
+      <w:r>
+        <w:rPr>
+          <w:rStyle w:val="VerbatimChar"/>
+        </w:rPr>
+        <w:t xml:space="preserve">5         0.2215849                1.01</w:t>
+      </w:r>
+      <w:r>
+        <w:br/>
+      </w:r>
+      <w:r>
+        <w:rPr>
+          <w:rStyle w:val="VerbatimChar"/>
+        </w:rPr>
+        <w:t xml:space="preserve">6         0.4345682                1.02</w:t>
+      </w:r>
+    </w:p>
+    <w:p>
+      <w:pPr>
+        <w:pStyle w:val="FirstParagraph"/>
+      </w:pPr>
+      <w:r>
+        <w:t xml:space="preserve">Each item has two key properties:</w:t>
+      </w:r>
+    </w:p>
+    <w:p>
+      <w:pPr>
+        <w:pStyle w:val="Compact"/>
+        <w:numPr>
+          <w:ilvl w:val="0"/>
+          <w:numId w:val="1006"/>
+        </w:numPr>
+      </w:pPr>
       <w:r>
         <w:rPr>
           <w:b/>
           <w:bCs/>
         </w:rPr>
-        <w:t xml:space="preserve">credible intervals</w:t>
-      </w:r>
-      <w:r>
-        <w:t xml:space="preserve"> </w:t>
-      </w:r>
-      <w:r>
-        <w:t xml:space="preserve">to formally quantify our uncertainty.</w:t>
-      </w:r>
-    </w:p>
+        <w:t xml:space="preserve">Discrimination (Slope)</w:t>
+      </w:r>
+      <w:r>
+        <w:t xml:space="preserve">: How effectively the item distinguishes between students who possess the required skills and those who do not. Higher values mean better differentiation.</w:t>
+      </w:r>
+    </w:p>
+    <w:p>
+      <w:pPr>
+        <w:pStyle w:val="Compact"/>
+        <w:numPr>
+          <w:ilvl w:val="0"/>
+          <w:numId w:val="1006"/>
+        </w:numPr>
+      </w:pPr>
+      <w:r>
+        <w:rPr>
+          <w:b/>
+          <w:bCs/>
+        </w:rPr>
+        <w:t xml:space="preserve">Difficulty (Intercept)</w:t>
+      </w:r>
+      <w:r>
+        <w:t xml:space="preserve">: The baseline difficulty of the item. Higher values mean the question is harder overall.</w:t>
+      </w:r>
+    </w:p>
+    <w:bookmarkEnd w:id="33"/>
+    <w:bookmarkStart w:id="34" w:name="model-fit-waic"/>
+    <w:p>
+      <w:pPr>
+        <w:pStyle w:val="Heading3"/>
+      </w:pPr>
+      <w:r>
+        <w:t xml:space="preserve">Model Fit (WAIC)</w:t>
+      </w:r>
+    </w:p>
+    <w:p>
+      <w:pPr>
+        <w:pStyle w:val="FirstParagraph"/>
+      </w:pPr>
+      <w:r>
+        <w:t xml:space="preserve">The Watanabe-Akaike Information Criterion (WAIC) provides a single number summarizing how well the model fits the data. Lower values indicate better fit. This is especially useful if you want to compare models (e.g., DINA vs. DINO) later on.</w:t>
+      </w:r>
+    </w:p>
+    <w:p>
+      <w:pPr>
+        <w:pStyle w:val="SourceCode"/>
+      </w:pPr>
+      <w:r>
+        <w:rPr>
+          <w:rStyle w:val="NormalTok"/>
+        </w:rPr>
+        <w:t xml:space="preserve">results</w:t>
+      </w:r>
+      <w:r>
+        <w:rPr>
+          <w:rStyle w:val="SpecialCharTok"/>
+        </w:rPr>
+        <w:t xml:space="preserve">$</w:t>
+      </w:r>
+      <w:r>
+        <w:rPr>
+          <w:rStyle w:val="NormalTok"/>
+        </w:rPr>
+        <w:t xml:space="preserve">WAIC</w:t>
+      </w:r>
+    </w:p>
+    <w:p>
+      <w:pPr>
+        <w:pStyle w:val="SourceCode"/>
+      </w:pPr>
+      <w:r>
+        <w:rPr>
+          <w:rStyle w:val="VerbatimChar"/>
+        </w:rPr>
+        <w:t xml:space="preserve">[1] 29474.06</w:t>
+      </w:r>
+    </w:p>
+    <w:bookmarkEnd w:id="34"/>
+    <w:bookmarkStart w:id="40" w:name="X4886e6e47476dbbddacb85370780d18c6b8cf2f"/>
+    <w:p>
+      <w:pPr>
+        <w:pStyle w:val="Heading3"/>
+      </w:pPr>
+      <w:r>
+        <w:t xml:space="preserve">Grouping Students by Mastery Patterns (Optional)</w:t>
+      </w:r>
+    </w:p>
+    <w:p>
+      <w:pPr>
+        <w:pStyle w:val="FirstParagraph"/>
+      </w:pPr>
+      <w:r>
+        <w:t xml:space="preserve">If you want to classify students into discrete latent classes based on their mastery profiles, you can pass</w:t>
+      </w:r>
+      <w:r>
+        <w:t xml:space="preserve"> </w:t>
+      </w:r>
+      <w:r>
+        <w:rPr>
+          <w:rStyle w:val="VerbatimChar"/>
+        </w:rPr>
+        <w:t xml:space="preserve">return_groups = TRUE</w:t>
+      </w:r>
+      <w:r>
+        <w:t xml:space="preserve"> </w:t>
+      </w:r>
+      <w:r>
+        <w:t xml:space="preserve">to</w:t>
+      </w:r>
+      <w:r>
+        <w:t xml:space="preserve"> </w:t>
+      </w:r>
+      <w:r>
+        <w:rPr>
+          <w:rStyle w:val="VerbatimChar"/>
+        </w:rPr>
+        <w:t xml:space="preserve">run_pgdcm_auto()</w:t>
+      </w:r>
+      <w:r>
+        <w:t xml:space="preserve">:</w:t>
+      </w:r>
+    </w:p>
+    <w:p>
+      <w:pPr>
+        <w:pStyle w:val="SourceCode"/>
+      </w:pPr>
+      <w:r>
+        <w:rPr>
+          <w:rStyle w:val="NormalTok"/>
+        </w:rPr>
+        <w:t xml:space="preserve">results </w:t>
+      </w:r>
+      <w:r>
+        <w:rPr>
+          <w:rStyle w:val="OtherTok"/>
+        </w:rPr>
+        <w:t xml:space="preserve">&lt;-</w:t>
+      </w:r>
+      <w:r>
+        <w:rPr>
+          <w:rStyle w:val="NormalTok"/>
+        </w:rPr>
+        <w:t xml:space="preserve"> </w:t>
+      </w:r>
+      <w:r>
+        <w:rPr>
+          <w:rStyle w:val="FunctionTok"/>
+        </w:rPr>
+        <w:t xml:space="preserve">run_pgdcm_auto</w:t>
+      </w:r>
+      <w:r>
+        <w:rPr>
+          <w:rStyle w:val="NormalTok"/>
+        </w:rPr>
+        <w:t xml:space="preserve">(</w:t>
+      </w:r>
+      <w:r>
+        <w:br/>
+      </w:r>
+      <w:r>
+        <w:rPr>
+          <w:rStyle w:val="NormalTok"/>
+        </w:rPr>
+        <w:t xml:space="preserve">    </w:t>
+      </w:r>
+      <w:r>
+        <w:rPr>
+          <w:rStyle w:val="AttributeTok"/>
+        </w:rPr>
+        <w:t xml:space="preserve">config =</w:t>
+      </w:r>
+      <w:r>
+        <w:rPr>
+          <w:rStyle w:val="NormalTok"/>
+        </w:rPr>
+        <w:t xml:space="preserve"> config,</w:t>
+      </w:r>
+      <w:r>
+        <w:br/>
+      </w:r>
+      <w:r>
+        <w:rPr>
+          <w:rStyle w:val="NormalTok"/>
+        </w:rPr>
+        <w:t xml:space="preserve">    </w:t>
+      </w:r>
+      <w:r>
+        <w:rPr>
+          <w:rStyle w:val="AttributeTok"/>
+        </w:rPr>
+        <w:t xml:space="preserve">prefix =</w:t>
+      </w:r>
+      <w:r>
+        <w:rPr>
+          <w:rStyle w:val="NormalTok"/>
+        </w:rPr>
+        <w:t xml:space="preserve"> </w:t>
+      </w:r>
+      <w:r>
+        <w:rPr>
+          <w:rStyle w:val="StringTok"/>
+        </w:rPr>
+        <w:t xml:space="preserve">"DINA_DTMR"</w:t>
+      </w:r>
+      <w:r>
+        <w:rPr>
+          <w:rStyle w:val="NormalTok"/>
+        </w:rPr>
+        <w:t xml:space="preserve">,</w:t>
+      </w:r>
+      <w:r>
+        <w:br/>
+      </w:r>
+      <w:r>
+        <w:rPr>
+          <w:rStyle w:val="NormalTok"/>
+        </w:rPr>
+        <w:t xml:space="preserve">    </w:t>
+      </w:r>
+      <w:r>
+        <w:rPr>
+          <w:rStyle w:val="AttributeTok"/>
+        </w:rPr>
+        <w:t xml:space="preserve">return_groups =</w:t>
+      </w:r>
+      <w:r>
+        <w:rPr>
+          <w:rStyle w:val="NormalTok"/>
+        </w:rPr>
+        <w:t xml:space="preserve"> </w:t>
+      </w:r>
+      <w:r>
+        <w:rPr>
+          <w:rStyle w:val="ConstantTok"/>
+        </w:rPr>
+        <w:t xml:space="preserve">TRUE</w:t>
+      </w:r>
+      <w:r>
+        <w:br/>
+      </w:r>
+      <w:r>
+        <w:rPr>
+          <w:rStyle w:val="NormalTok"/>
+        </w:rPr>
+        <w:t xml:space="preserve">)</w:t>
+      </w:r>
+    </w:p>
+    <w:p>
+      <w:pPr>
+        <w:pStyle w:val="FirstParagraph"/>
+      </w:pPr>
+      <w:r>
+        <w:t xml:space="preserve">This adds a</w:t>
+      </w:r>
+      <w:r>
+        <w:t xml:space="preserve"> </w:t>
+      </w:r>
+      <w:r>
+        <w:rPr>
+          <w:rStyle w:val="VerbatimChar"/>
+        </w:rPr>
+        <w:t xml:space="preserve">group_patterns</w:t>
+      </w:r>
+      <w:r>
+        <w:t xml:space="preserve"> </w:t>
+      </w:r>
+      <w:r>
+        <w:t xml:space="preserve">field to the results, which organizes students into exhaustive mastery pattern groups (e.g., all students who mastered skills 1 and 3 but not 2 and 4). By default, a probability threshold of 0.5 is used to classify mastery - you can adjust this with the</w:t>
+      </w:r>
+      <w:r>
+        <w:t xml:space="preserve"> </w:t>
+      </w:r>
+      <w:r>
+        <w:rPr>
+          <w:rStyle w:val="VerbatimChar"/>
+        </w:rPr>
+        <w:t xml:space="preserve">threshold</w:t>
+      </w:r>
+      <w:r>
+        <w:t xml:space="preserve"> </w:t>
+      </w:r>
+      <w:r>
+        <w:t xml:space="preserve">argument.</w:t>
+      </w:r>
+    </w:p>
+    <w:tbl>
+      <w:tblPr>
+        <w:tblStyle w:val="Table"/>
+        <w:tblLook w:firstRow="0" w:lastRow="0" w:firstColumn="0" w:lastColumn="0" w:noHBand="0" w:noVBand="0" w:val="0000"/>
+        <w:tblBorders>
+          <w:top w:val="single" w:sz="4" w:space="0" w:color="EB9113"/>
+          <w:left w:val="single" w:sz="24" w:space="0" w:color="EB9113"/>
+          <w:bottom w:val="single" w:sz="4" w:space="0" w:color="EB9113"/>
+          <w:right w:val="single" w:sz="4" w:space="0" w:color="EB9113"/>
+        </w:tblBorders>
+        <w:tblCellMar>
+          <w:left w:w="144" w:type="dxa"/>
+          <w:right w:w="144" w:type="dxa"/>
+        </w:tblCellMar>
+        <w:tblLook w:firstRow="0" w:lastRow="0" w:firstColumn="0" w:lastColumn="0" w:noHBand="0" w:noVBand="0" w:val="0000"/>
+      </w:tblPr>
+      <w:tr>
+        <w:trPr>
+          <w:cantSplit/>
+        </w:trPr>
+        <w:tc>
+          <w:tcPr>
+            <w:shd w:color="auto" w:fill="fcefdc" w:val="clear"/>
+            <w:tcMar>
+              <w:top w:w="92" w:type="dxa"/>
+              <w:bottom w:w="92" w:type="dxa"/>
+            </w:tcMar>
+          </w:tcPr>
+          <w:p>
+            <w:pPr>
+              <w:pStyle w:val="BodyText"/>
+            </w:pPr>
+            <w:pPr>
+              <w:spacing w:before="0" w:after="0"/>
+              <w:textAlignment w:val="center"/>
+            </w:pPr>
+            <w:r>
+              <w:drawing>
+                <wp:inline>
+                  <wp:extent cx="152400" cy="152400"/>
+                  <wp:effectExtent b="0" l="0" r="0" t="0"/>
+                  <wp:docPr descr="" title="" id="36" name="Picture"/>
+                  <a:graphic>
+                    <a:graphicData uri="http://schemas.openxmlformats.org/drawingml/2006/picture">
+                      <pic:pic>
+                        <pic:nvPicPr>
+                          <pic:cNvPr descr="/Applications/quarto/share/formats/docx/warning.png" id="37" name="Picture"/>
+                          <pic:cNvPicPr>
+                            <a:picLocks noChangeArrowheads="1" noChangeAspect="1"/>
+                          </pic:cNvPicPr>
+                        </pic:nvPicPr>
+                        <pic:blipFill>
+                          <a:blip r:embed="rId35"/>
+                          <a:stretch>
+                            <a:fillRect/>
+                          </a:stretch>
+                        </pic:blipFill>
+                        <pic:spPr bwMode="auto">
+                          <a:xfrm>
+                            <a:off x="0" y="0"/>
+                            <a:ext cx="152400" cy="152400"/>
+                          </a:xfrm>
+                          <a:prstGeom prst="rect">
+                            <a:avLst/>
+                          </a:prstGeom>
+                          <a:noFill/>
+                          <a:ln w="9525">
+                            <a:noFill/>
+                            <a:headEnd/>
+                            <a:tailEnd/>
+                          </a:ln>
+                        </pic:spPr>
+                      </pic:pic>
+                    </a:graphicData>
+                  </a:graphic>
+                </wp:inline>
+              </w:drawing>
+            </w:r>
+            <w:r>
+              <w:t xml:space="preserve"> </w:t>
+            </w:r>
+            <w:r>
+              <w:t xml:space="preserve"> </w:t>
+            </w:r>
+            <w:r>
+              <w:t xml:space="preserve">Warning</w:t>
+            </w:r>
+          </w:p>
+        </w:tc>
+      </w:tr>
+      <w:tr>
+        <w:trPr>
+          <w:cantSplit/>
+        </w:trPr>
+        <w:tc>
+          <w:tcPr>
+            <w:tcMar>
+              <w:top w:w="108" w:type="dxa"/>
+              <w:bottom w:w="108" w:type="dxa"/>
+            </w:tcMar>
+          </w:tcPr>
+          <w:p>
+            <w:pPr>
+              <w:pStyle w:val="BodyText"/>
+            </w:pPr>
+            <w:pPr>
+              <w:spacing w:before="16" w:after="16"/>
+            </w:pPr>
+            <w:r>
+              <w:t xml:space="preserve">The number of possible mastery patterns grows as</w:t>
+            </w:r>
+            <w:r>
+              <w:t xml:space="preserve"> </w:t>
+            </w:r>
+            <m:oMath>
+              <m:sSup>
+                <m:e>
+                  <m:r>
+                    <m:t>2</m:t>
+                  </m:r>
+                </m:e>
+                <m:sup>
+                  <m:r>
+                    <m:t>K</m:t>
+                  </m:r>
+                </m:sup>
+              </m:sSup>
+            </m:oMath>
+            <w:r>
+              <w:t xml:space="preserve"> </w:t>
+            </w:r>
+            <w:r>
+              <w:t xml:space="preserve">where</w:t>
+            </w:r>
+            <w:r>
+              <w:t xml:space="preserve"> </w:t>
+            </w:r>
+            <m:oMath>
+              <m:r>
+                <m:t>K</m:t>
+              </m:r>
+            </m:oMath>
+            <w:r>
+              <w:t xml:space="preserve"> </w:t>
+            </w:r>
+            <w:r>
+              <w:t xml:space="preserve">is the number of skills. For models with many attributes, this can produce a very large number of groups.</w:t>
+            </w:r>
+          </w:p>
+          <w:p/>
+        </w:tc>
+      </w:tr>
+    </w:tbl>
     <w:p>
       <w:pPr>
         <w:pStyle w:val="BodyText"/>
       </w:pPr>
       <w:r>
-        <w:t xml:space="preserve">To easily read and interpret these distributions, we will load our cached</w:t>
-      </w:r>
-      <w:r>
-        <w:t xml:space="preserve"> </w:t>
-      </w:r>
-      <w:r>
-        <w:rPr>
-          <w:rStyle w:val="VerbatimChar"/>
-        </w:rPr>
-        <w:t xml:space="preserve">.rds</w:t>
-      </w:r>
-      <w:r>
-        <w:t xml:space="preserve"> </w:t>
-      </w:r>
-      <w:r>
-        <w:t xml:space="preserve">file and use the</w:t>
+        <w:t xml:space="preserve"> </w:t>
+      </w:r>
+    </w:p>
+    <w:tbl>
+      <w:tblPr>
+        <w:tblStyle w:val="Table"/>
+        <w:tblLook w:firstRow="0" w:lastRow="0" w:firstColumn="0" w:lastColumn="0" w:noHBand="0" w:noVBand="0" w:val="0000"/>
+        <w:tblBorders>
+          <w:top w:val="single" w:sz="4" w:space="0" w:color="00A047"/>
+          <w:left w:val="single" w:sz="24" w:space="0" w:color="00A047"/>
+          <w:bottom w:val="single" w:sz="4" w:space="0" w:color="00A047"/>
+          <w:right w:val="single" w:sz="4" w:space="0" w:color="00A047"/>
+        </w:tblBorders>
+        <w:tblCellMar>
+          <w:left w:w="144" w:type="dxa"/>
+          <w:right w:w="144" w:type="dxa"/>
+        </w:tblCellMar>
+        <w:tblLook w:firstRow="0" w:lastRow="0" w:firstColumn="0" w:lastColumn="0" w:noHBand="0" w:noVBand="0" w:val="0000"/>
+      </w:tblPr>
+      <w:tr>
+        <w:trPr>
+          <w:cantSplit/>
+        </w:trPr>
+        <w:tc>
+          <w:tcPr>
+            <w:shd w:color="auto" w:fill="ccf1e3" w:val="clear"/>
+            <w:tcMar>
+              <w:top w:w="92" w:type="dxa"/>
+              <w:bottom w:w="92" w:type="dxa"/>
+            </w:tcMar>
+          </w:tcPr>
+          <w:p>
+            <w:pPr>
+              <w:pStyle w:val="BodyText"/>
+            </w:pPr>
+            <w:pPr>
+              <w:spacing w:before="0" w:after="0"/>
+              <w:textAlignment w:val="center"/>
+            </w:pPr>
+            <w:r>
+              <w:drawing>
+                <wp:inline>
+                  <wp:extent cx="152400" cy="152400"/>
+                  <wp:effectExtent b="0" l="0" r="0" t="0"/>
+                  <wp:docPr descr="" title="" id="38" name="Picture"/>
+                  <a:graphic>
+                    <a:graphicData uri="http://schemas.openxmlformats.org/drawingml/2006/picture">
+                      <pic:pic>
+                        <pic:nvPicPr>
+                          <pic:cNvPr descr="/Applications/quarto/share/formats/docx/tip.png" id="39" name="Picture"/>
+                          <pic:cNvPicPr>
+                            <a:picLocks noChangeArrowheads="1" noChangeAspect="1"/>
+                          </pic:cNvPicPr>
+                        </pic:nvPicPr>
+                        <pic:blipFill>
+                          <a:blip r:embed="rId20"/>
+                          <a:stretch>
+                            <a:fillRect/>
+                          </a:stretch>
+                        </pic:blipFill>
+                        <pic:spPr bwMode="auto">
+                          <a:xfrm>
+                            <a:off x="0" y="0"/>
+                            <a:ext cx="152400" cy="152400"/>
+                          </a:xfrm>
+                          <a:prstGeom prst="rect">
+                            <a:avLst/>
+                          </a:prstGeom>
+                          <a:noFill/>
+                          <a:ln w="9525">
+                            <a:noFill/>
+                            <a:headEnd/>
+                            <a:tailEnd/>
+                          </a:ln>
+                        </pic:spPr>
+                      </pic:pic>
+                    </a:graphicData>
+                  </a:graphic>
+                </wp:inline>
+              </w:drawing>
+            </w:r>
+            <w:r>
+              <w:t xml:space="preserve"> </w:t>
+            </w:r>
+            <w:r>
+              <w:t xml:space="preserve"> </w:t>
+            </w:r>
+            <w:r>
+              <w:t xml:space="preserve">Auto-Saved Output Files</w:t>
+            </w:r>
+          </w:p>
+        </w:tc>
+      </w:tr>
+      <w:tr>
+        <w:trPr>
+          <w:cantSplit/>
+        </w:trPr>
+        <w:tc>
+          <w:tcPr>
+            <w:tcMar>
+              <w:top w:w="108" w:type="dxa"/>
+              <w:bottom w:w="108" w:type="dxa"/>
+            </w:tcMar>
+          </w:tcPr>
+          <w:p>
+            <w:pPr>
+              <w:pStyle w:val="BodyText"/>
+            </w:pPr>
+            <w:pPr>
+              <w:spacing w:before="16"/>
+            </w:pPr>
+            <w:r>
+              <w:rPr>
+                <w:rStyle w:val="VerbatimChar"/>
+              </w:rPr>
+              <w:t xml:space="preserve">run_pgdcm_auto()</w:t>
+            </w:r>
+            <w:r>
+              <w:t xml:space="preserve"> </w:t>
+            </w:r>
+            <w:r>
+              <w:t xml:space="preserve">automatically saves several CSV files to your working directory using the</w:t>
+            </w:r>
+            <w:r>
+              <w:t xml:space="preserve"> </w:t>
+            </w:r>
+            <w:r>
+              <w:rPr>
+                <w:rStyle w:val="VerbatimChar"/>
+              </w:rPr>
+              <w:t xml:space="preserve">prefix</w:t>
+            </w:r>
+            <w:r>
+              <w:t xml:space="preserve"> </w:t>
+            </w:r>
+            <w:r>
+              <w:t xml:space="preserve">you specified:</w:t>
+            </w:r>
+          </w:p>
+          <w:p>
+            <w:pPr>
+              <w:pStyle w:val="Compact"/>
+              <w:numPr>
+                <w:ilvl w:val="0"/>
+                <w:numId w:val="1007"/>
+              </w:numPr>
+            </w:pPr>
+            <w:r>
+              <w:rPr>
+                <w:rStyle w:val="VerbatimChar"/>
+              </w:rPr>
+              <w:t xml:space="preserve">DINA_DTMR_skill_profiles.csv</w:t>
+            </w:r>
+            <w:r>
+              <w:t xml:space="preserve"> </w:t>
+            </w:r>
+            <w:r>
+              <w:t xml:space="preserve">- Mastery probabilities for every student.</w:t>
+            </w:r>
+          </w:p>
+          <w:p>
+            <w:pPr>
+              <w:pStyle w:val="Compact"/>
+              <w:numPr>
+                <w:ilvl w:val="0"/>
+                <w:numId w:val="1007"/>
+              </w:numPr>
+            </w:pPr>
+            <w:r>
+              <w:rPr>
+                <w:rStyle w:val="VerbatimChar"/>
+              </w:rPr>
+              <w:t xml:space="preserve">DINA_DTMR_item_parameters.csv</w:t>
+            </w:r>
+            <w:r>
+              <w:t xml:space="preserve"> </w:t>
+            </w:r>
+            <w:r>
+              <w:t xml:space="preserve">- Item discrimination and difficulty estimates.</w:t>
+            </w:r>
+          </w:p>
+          <w:p>
+            <w:pPr>
+              <w:pStyle w:val="Compact"/>
+              <w:numPr>
+                <w:ilvl w:val="0"/>
+                <w:numId w:val="1007"/>
+              </w:numPr>
+            </w:pPr>
+            <w:r>
+              <w:rPr>
+                <w:rStyle w:val="VerbatimChar"/>
+              </w:rPr>
+              <w:t xml:space="preserve">DINA_DTMR_mapped_parameters.csv</w:t>
+            </w:r>
+            <w:r>
+              <w:t xml:space="preserve"> </w:t>
+            </w:r>
+            <w:r>
+              <w:t xml:space="preserve">- Full parameter summary with human-readable names.</w:t>
+            </w:r>
+          </w:p>
+          <w:p>
+            <w:pPr>
+              <w:pStyle w:val="FirstParagraph"/>
+            </w:pPr>
+            <w:pPr>
+              <w:spacing w:after="16"/>
+            </w:pPr>
+            <w:r>
+              <w:t xml:space="preserve">You can open these directly in Excel or any spreadsheet tool for further analysis.</w:t>
+            </w:r>
+          </w:p>
+          <w:p/>
+        </w:tc>
+      </w:tr>
+    </w:tbl>
+    <w:bookmarkEnd w:id="40"/>
+    <w:bookmarkStart w:id="42" w:name="diagnostic-inferences"/>
+    <w:p>
+      <w:pPr>
+        <w:pStyle w:val="Heading3"/>
+      </w:pPr>
+      <w:r>
+        <w:t xml:space="preserve">Diagnostic Inferences</w:t>
+      </w:r>
+    </w:p>
+    <w:p>
+      <w:pPr>
+        <w:pStyle w:val="FirstParagraph"/>
+      </w:pPr>
+      <w:r>
+        <w:t xml:space="preserve">The</w:t>
+      </w:r>
+      <w:r>
+        <w:t xml:space="preserve"> </w:t>
+      </w:r>
+      <w:r>
+        <w:rPr>
+          <w:rStyle w:val="VerbatimChar"/>
+        </w:rPr>
+        <w:t xml:space="preserve">results</w:t>
+      </w:r>
+      <w:r>
+        <w:t xml:space="preserve"> </w:t>
+      </w:r>
+      <w:r>
+        <w:t xml:space="preserve">object also contains all the information needed to generate comprehensive diagnostic inferences about your test’s structural and item-level performance. You can extract these summaries using two high-level functions:</w:t>
+      </w:r>
+    </w:p>
+    <w:p>
+      <w:pPr>
+        <w:pStyle w:val="SourceCode"/>
+      </w:pPr>
+      <w:r>
+        <w:rPr>
+          <w:rStyle w:val="CommentTok"/>
+        </w:rPr>
+        <w:t xml:space="preserve"># Generate summary metrics for all test items (e.g., True Mastery, Slip, and Guessing probabilities)</w:t>
+      </w:r>
+      <w:r>
+        <w:br/>
+      </w:r>
+      <w:r>
+        <w:rPr>
+          <w:rStyle w:val="NormalTok"/>
+        </w:rPr>
+        <w:t xml:space="preserve">item_diagnostics </w:t>
+      </w:r>
+      <w:r>
+        <w:rPr>
+          <w:rStyle w:val="OtherTok"/>
+        </w:rPr>
+        <w:t xml:space="preserve">&lt;-</w:t>
+      </w:r>
+      <w:r>
+        <w:rPr>
+          <w:rStyle w:val="NormalTok"/>
+        </w:rPr>
+        <w:t xml:space="preserve"> </w:t>
+      </w:r>
+      <w:r>
+        <w:rPr>
+          <w:rStyle w:val="FunctionTok"/>
+        </w:rPr>
+        <w:t xml:space="preserve">generate_item_diagnostics</w:t>
+      </w:r>
+      <w:r>
+        <w:rPr>
+          <w:rStyle w:val="NormalTok"/>
+        </w:rPr>
+        <w:t xml:space="preserve">(results)</w:t>
+      </w:r>
+      <w:r>
+        <w:br/>
+      </w:r>
+      <w:r>
+        <w:rPr>
+          <w:rStyle w:val="FunctionTok"/>
+        </w:rPr>
+        <w:t xml:space="preserve">head</w:t>
+      </w:r>
+      <w:r>
+        <w:rPr>
+          <w:rStyle w:val="NormalTok"/>
+        </w:rPr>
+        <w:t xml:space="preserve">(item_diagnostics)</w:t>
+      </w:r>
+    </w:p>
+    <w:p>
+      <w:pPr>
+        <w:pStyle w:val="SourceCode"/>
+      </w:pPr>
+      <w:r>
+        <w:rPr>
+          <w:rStyle w:val="VerbatimChar"/>
+        </w:rPr>
+        <w:t xml:space="preserve">  Item Guessing_Mean Guessing_CI_Lower Guessing_CI_Upper Slip_Mean</w:t>
+      </w:r>
+      <w:r>
+        <w:br/>
+      </w:r>
+      <w:r>
+        <w:rPr>
+          <w:rStyle w:val="VerbatimChar"/>
+        </w:rPr>
+        <w:t xml:space="preserve">1    1    0.19770940       0.151554119        0.24682550 0.4205730</w:t>
+      </w:r>
+      <w:r>
+        <w:br/>
+      </w:r>
+      <w:r>
+        <w:rPr>
+          <w:rStyle w:val="VerbatimChar"/>
+        </w:rPr>
+        <w:t xml:space="preserve">2    2    0.64177343       0.580631792        0.69762363 0.1284566</w:t>
+      </w:r>
+      <w:r>
+        <w:br/>
+      </w:r>
+      <w:r>
+        <w:rPr>
+          <w:rStyle w:val="VerbatimChar"/>
+        </w:rPr>
+        <w:t xml:space="preserve">3    3    0.05392248       0.028243915        0.08473648 0.5975875</w:t>
+      </w:r>
+      <w:r>
+        <w:br/>
+      </w:r>
+      <w:r>
+        <w:rPr>
+          <w:rStyle w:val="VerbatimChar"/>
+        </w:rPr>
+        <w:t xml:space="preserve">4    4    0.17223737       0.131455623        0.21439683 0.6551670</w:t>
+      </w:r>
+      <w:r>
+        <w:br/>
+      </w:r>
+      <w:r>
+        <w:rPr>
+          <w:rStyle w:val="VerbatimChar"/>
+        </w:rPr>
+        <w:t xml:space="preserve">5    5    0.10811837       0.075211988        0.14388100 0.5960940</w:t>
+      </w:r>
+      <w:r>
+        <w:br/>
+      </w:r>
+      <w:r>
+        <w:rPr>
+          <w:rStyle w:val="VerbatimChar"/>
+        </w:rPr>
+        <w:t xml:space="preserve">6    6    0.01895034       0.007574128        0.03510981 0.8868185</w:t>
+      </w:r>
+      <w:r>
+        <w:br/>
+      </w:r>
+      <w:r>
+        <w:rPr>
+          <w:rStyle w:val="VerbatimChar"/>
+        </w:rPr>
+        <w:t xml:space="preserve">  Slip_CI_Lower Slip_CI_Upper TrueMastery_Mean TrueMastery_CI_Lower</w:t>
+      </w:r>
+      <w:r>
+        <w:br/>
+      </w:r>
+      <w:r>
+        <w:rPr>
+          <w:rStyle w:val="VerbatimChar"/>
+        </w:rPr>
+        <w:t xml:space="preserve">1    0.36917861     0.4698650        0.5794270            0.5301350</w:t>
+      </w:r>
+      <w:r>
+        <w:br/>
+      </w:r>
+      <w:r>
+        <w:rPr>
+          <w:rStyle w:val="VerbatimChar"/>
+        </w:rPr>
+        <w:t xml:space="preserve">2    0.09380757     0.1643251        0.8715434            0.8356749</w:t>
+      </w:r>
+      <w:r>
+        <w:br/>
+      </w:r>
+      <w:r>
+        <w:rPr>
+          <w:rStyle w:val="VerbatimChar"/>
+        </w:rPr>
+        <w:t xml:space="preserve">3    0.54997028     0.6438365        0.4024125            0.3561635</w:t>
+      </w:r>
+      <w:r>
+        <w:br/>
+      </w:r>
+      <w:r>
+        <w:rPr>
+          <w:rStyle w:val="VerbatimChar"/>
+        </w:rPr>
+        <w:t xml:space="preserve">4    0.60986378     0.6982315        0.3448330            0.3017685</w:t>
+      </w:r>
+      <w:r>
+        <w:br/>
+      </w:r>
+      <w:r>
+        <w:rPr>
+          <w:rStyle w:val="VerbatimChar"/>
+        </w:rPr>
+        <w:t xml:space="preserve">5    0.54678911     0.6431963        0.4039060            0.3568037</w:t>
+      </w:r>
+      <w:r>
+        <w:br/>
+      </w:r>
+      <w:r>
+        <w:rPr>
+          <w:rStyle w:val="VerbatimChar"/>
+        </w:rPr>
+        <w:t xml:space="preserve">6    0.85741563     0.9128643        0.1131815            0.0871357</w:t>
+      </w:r>
+      <w:r>
+        <w:br/>
+      </w:r>
+      <w:r>
+        <w:rPr>
+          <w:rStyle w:val="VerbatimChar"/>
+        </w:rPr>
+        <w:t xml:space="preserve">  TrueMastery_CI_Upper Discrimination_Index_Mean Discrimination_CI_Lower</w:t>
+      </w:r>
+      <w:r>
+        <w:br/>
+      </w:r>
+      <w:r>
+        <w:rPr>
+          <w:rStyle w:val="VerbatimChar"/>
+        </w:rPr>
+        <w:t xml:space="preserve">1            0.6308214                 0.3817176              0.30800792</w:t>
+      </w:r>
+      <w:r>
+        <w:br/>
+      </w:r>
+      <w:r>
+        <w:rPr>
+          <w:rStyle w:val="VerbatimChar"/>
+        </w:rPr>
+        <w:t xml:space="preserve">2            0.9061924                 0.2297700              0.16001146</w:t>
+      </w:r>
+      <w:r>
+        <w:br/>
+      </w:r>
+      <w:r>
+        <w:rPr>
+          <w:rStyle w:val="VerbatimChar"/>
+        </w:rPr>
+        <w:t xml:space="preserve">3            0.4500297                 0.3484900              0.29155086</w:t>
+      </w:r>
+      <w:r>
+        <w:br/>
+      </w:r>
+      <w:r>
+        <w:rPr>
+          <w:rStyle w:val="VerbatimChar"/>
+        </w:rPr>
+        <w:t xml:space="preserve">4            0.3901362                 0.1725956              0.10964309</w:t>
+      </w:r>
+      <w:r>
+        <w:br/>
+      </w:r>
+      <w:r>
+        <w:rPr>
+          <w:rStyle w:val="VerbatimChar"/>
+        </w:rPr>
+        <w:t xml:space="preserve">5            0.4532109                 0.2957876              0.23436290</w:t>
+      </w:r>
+      <w:r>
+        <w:br/>
+      </w:r>
+      <w:r>
+        <w:rPr>
+          <w:rStyle w:val="VerbatimChar"/>
+        </w:rPr>
+        <w:t xml:space="preserve">6            0.1425844                 0.0942312              0.06260998</w:t>
+      </w:r>
+      <w:r>
+        <w:br/>
+      </w:r>
+      <w:r>
+        <w:rPr>
+          <w:rStyle w:val="VerbatimChar"/>
+        </w:rPr>
+        <w:t xml:space="preserve">  Discrimination_CI_Upper</w:t>
+      </w:r>
+      <w:r>
+        <w:br/>
+      </w:r>
+      <w:r>
+        <w:rPr>
+          <w:rStyle w:val="VerbatimChar"/>
+        </w:rPr>
+        <w:t xml:space="preserve">1               0.4522043</w:t>
+      </w:r>
+      <w:r>
+        <w:br/>
+      </w:r>
+      <w:r>
+        <w:rPr>
+          <w:rStyle w:val="VerbatimChar"/>
+        </w:rPr>
+        <w:t xml:space="preserve">2               0.2996170</w:t>
+      </w:r>
+      <w:r>
+        <w:br/>
+      </w:r>
+      <w:r>
+        <w:rPr>
+          <w:rStyle w:val="VerbatimChar"/>
+        </w:rPr>
+        <w:t xml:space="preserve">3               0.4052518</w:t>
+      </w:r>
+      <w:r>
+        <w:br/>
+      </w:r>
+      <w:r>
+        <w:rPr>
+          <w:rStyle w:val="VerbatimChar"/>
+        </w:rPr>
+        <w:t xml:space="preserve">4               0.2383789</w:t>
+      </w:r>
+      <w:r>
+        <w:br/>
+      </w:r>
+      <w:r>
+        <w:rPr>
+          <w:rStyle w:val="VerbatimChar"/>
+        </w:rPr>
+        <w:t xml:space="preserve">5               0.3569461</w:t>
+      </w:r>
+      <w:r>
+        <w:br/>
+      </w:r>
+      <w:r>
+        <w:rPr>
+          <w:rStyle w:val="VerbatimChar"/>
+        </w:rPr>
+        <w:t xml:space="preserve">6               0.1265188</w:t>
+      </w:r>
+    </w:p>
+    <w:p>
+      <w:pPr>
+        <w:pStyle w:val="SourceCode"/>
+      </w:pPr>
+      <w:r>
+        <w:rPr>
+          <w:rStyle w:val="CommentTok"/>
+        </w:rPr>
+        <w:t xml:space="preserve"># Generate summary metrics for all skills (e.g., Prerequisite Bottlenecks and Leap probabilities)</w:t>
+      </w:r>
+      <w:r>
+        <w:br/>
+      </w:r>
+      <w:r>
+        <w:rPr>
+          <w:rStyle w:val="NormalTok"/>
+        </w:rPr>
+        <w:t xml:space="preserve">skill_diagnostics </w:t>
+      </w:r>
+      <w:r>
+        <w:rPr>
+          <w:rStyle w:val="OtherTok"/>
+        </w:rPr>
+        <w:t xml:space="preserve">&lt;-</w:t>
+      </w:r>
+      <w:r>
+        <w:rPr>
+          <w:rStyle w:val="NormalTok"/>
+        </w:rPr>
+        <w:t xml:space="preserve"> </w:t>
+      </w:r>
+      <w:r>
+        <w:rPr>
+          <w:rStyle w:val="FunctionTok"/>
+        </w:rPr>
+        <w:t xml:space="preserve">generate_skill_diagnostics</w:t>
+      </w:r>
+      <w:r>
+        <w:rPr>
+          <w:rStyle w:val="NormalTok"/>
+        </w:rPr>
+        <w:t xml:space="preserve">(results)</w:t>
+      </w:r>
+      <w:r>
+        <w:br/>
+      </w:r>
+      <w:r>
+        <w:rPr>
+          <w:rStyle w:val="FunctionTok"/>
+        </w:rPr>
+        <w:t xml:space="preserve">head</w:t>
+      </w:r>
+      <w:r>
+        <w:rPr>
+          <w:rStyle w:val="NormalTok"/>
+        </w:rPr>
+        <w:t xml:space="preserve">(skill_diagnostics)</w:t>
+      </w:r>
+    </w:p>
+    <w:p>
+      <w:pPr>
+        <w:pStyle w:val="SourceCode"/>
+      </w:pPr>
+      <w:r>
+        <w:rPr>
+          <w:rStyle w:val="VerbatimChar"/>
+        </w:rPr>
+        <w:t xml:space="preserve">                      Skill Type Is_Continuous BaseRate_Mean</w:t>
+      </w:r>
+      <w:r>
+        <w:br/>
+      </w:r>
+      <w:r>
+        <w:rPr>
+          <w:rStyle w:val="VerbatimChar"/>
+        </w:rPr>
+        <w:t xml:space="preserve">1            referent_units Root         FALSE     0.4451870</w:t>
+      </w:r>
+      <w:r>
+        <w:br/>
+      </w:r>
+      <w:r>
+        <w:rPr>
+          <w:rStyle w:val="VerbatimChar"/>
+        </w:rPr>
+        <w:t xml:space="preserve">2    partitioning_iterating Root         FALSE     0.4615353</w:t>
+      </w:r>
+      <w:r>
+        <w:br/>
+      </w:r>
+      <w:r>
+        <w:rPr>
+          <w:rStyle w:val="VerbatimChar"/>
+        </w:rPr>
+        <w:t xml:space="preserve">3           appropriateness Root         FALSE     0.3825029</w:t>
+      </w:r>
+      <w:r>
+        <w:br/>
+      </w:r>
+      <w:r>
+        <w:rPr>
+          <w:rStyle w:val="VerbatimChar"/>
+        </w:rPr>
+        <w:t xml:space="preserve">4 multiplicative_comparison Root         FALSE     0.2887606</w:t>
+      </w:r>
+      <w:r>
+        <w:br/>
+      </w:r>
+      <w:r>
+        <w:rPr>
+          <w:rStyle w:val="VerbatimChar"/>
+        </w:rPr>
+        <w:t xml:space="preserve">  Prob_Given_All_Prereqs_Mean Prob_Given_No_Prereqs_Mean GateStrength_Mean</w:t>
+      </w:r>
+      <w:r>
+        <w:br/>
+      </w:r>
+      <w:r>
+        <w:rPr>
+          <w:rStyle w:val="VerbatimChar"/>
+        </w:rPr>
+        <w:t xml:space="preserve">1                          NA                         NA                NA</w:t>
+      </w:r>
+      <w:r>
+        <w:br/>
+      </w:r>
+      <w:r>
+        <w:rPr>
+          <w:rStyle w:val="VerbatimChar"/>
+        </w:rPr>
+        <w:t xml:space="preserve">2                          NA                         NA                NA</w:t>
+      </w:r>
+      <w:r>
+        <w:br/>
+      </w:r>
+      <w:r>
+        <w:rPr>
+          <w:rStyle w:val="VerbatimChar"/>
+        </w:rPr>
+        <w:t xml:space="preserve">3                          NA                         NA                NA</w:t>
+      </w:r>
+      <w:r>
+        <w:br/>
+      </w:r>
+      <w:r>
+        <w:rPr>
+          <w:rStyle w:val="VerbatimChar"/>
+        </w:rPr>
+        <w:t xml:space="preserve">4                          NA                         NA                NA</w:t>
+      </w:r>
+      <w:r>
+        <w:br/>
+      </w:r>
+      <w:r>
+        <w:rPr>
+          <w:rStyle w:val="VerbatimChar"/>
+        </w:rPr>
+        <w:t xml:space="preserve">  GateStrength_CI_Lower GateStrength_CI_Upper</w:t>
+      </w:r>
+      <w:r>
+        <w:br/>
+      </w:r>
+      <w:r>
+        <w:rPr>
+          <w:rStyle w:val="VerbatimChar"/>
+        </w:rPr>
+        <w:t xml:space="preserve">1                    NA                    NA</w:t>
+      </w:r>
+      <w:r>
+        <w:br/>
+      </w:r>
+      <w:r>
+        <w:rPr>
+          <w:rStyle w:val="VerbatimChar"/>
+        </w:rPr>
+        <w:t xml:space="preserve">2                    NA                    NA</w:t>
+      </w:r>
+      <w:r>
+        <w:br/>
+      </w:r>
+      <w:r>
+        <w:rPr>
+          <w:rStyle w:val="VerbatimChar"/>
+        </w:rPr>
+        <w:t xml:space="preserve">3                    NA                    NA</w:t>
+      </w:r>
+      <w:r>
+        <w:br/>
+      </w:r>
+      <w:r>
+        <w:rPr>
+          <w:rStyle w:val="VerbatimChar"/>
+        </w:rPr>
+        <w:t xml:space="preserve">4                    NA                    NA</w:t>
+      </w:r>
+    </w:p>
+    <w:p>
+      <w:pPr>
+        <w:pStyle w:val="FirstParagraph"/>
+      </w:pPr>
+      <w:r>
+        <w:t xml:space="preserve">These functions compute exact posterior probabilities directly from your MCMC traces, allowing you to easily evaluate the quality of your assessment and the underlying learning progression. For a deeper dive into these metrics and what they mean, see the</w:t>
+      </w:r>
+      <w:r>
+        <w:t xml:space="preserve"> </w:t>
+      </w:r>
+      <w:hyperlink r:id="rId41">
+        <w:r>
+          <w:rPr>
+            <w:rStyle w:val="Hyperlink"/>
+          </w:rPr>
+          <w:t xml:space="preserve">Diagnostic Queries Tutorial</w:t>
+        </w:r>
+      </w:hyperlink>
+      <w:r>
+        <w:t xml:space="preserve">.</w:t>
+      </w:r>
+    </w:p>
+    <w:bookmarkEnd w:id="42"/>
+    <w:bookmarkStart w:id="51" w:name="going-deeper-raw-mcmc-diagnostics"/>
+    <w:p>
+      <w:pPr>
+        <w:pStyle w:val="Heading3"/>
+      </w:pPr>
+      <w:r>
+        <w:t xml:space="preserve">Going Deeper: Raw MCMC Diagnostics</w:t>
+      </w:r>
+    </w:p>
+    <w:p>
+      <w:pPr>
+        <w:pStyle w:val="FirstParagraph"/>
+      </w:pPr>
+      <w:r>
+        <w:t xml:space="preserve">The outputs above are derived from the underlying Bayesian posterior distribution. If you want to inspect the raw MCMC chains directly - for example, to check convergence or visualize credible intervals - the</w:t>
       </w:r>
       <w:r>
         <w:t xml:space="preserve"> </w:t>
@@ -1749,7 +3772,7 @@
         <w:t xml:space="preserve"> </w:t>
       </w:r>
       <w:r>
-        <w:t xml:space="preserve">package.</w:t>
+        <w:t xml:space="preserve">package is a great tool for this.</w:t>
       </w:r>
     </w:p>
     <w:p>
@@ -1758,62 +3781,8 @@
       </w:pPr>
       <w:r>
         <w:rPr>
-          <w:rStyle w:val="CommentTok"/>
-        </w:rPr>
-        <w:t xml:space="preserve"># Load our pre-cached exact results from the pipeline above</w:t>
-      </w:r>
-      <w:r>
-        <w:br/>
-      </w:r>
-      <w:r>
-        <w:rPr>
-          <w:rStyle w:val="NormalTok"/>
-        </w:rPr>
-        <w:t xml:space="preserve">results </w:t>
-      </w:r>
-      <w:r>
-        <w:rPr>
-          <w:rStyle w:val="OtherTok"/>
-        </w:rPr>
-        <w:t xml:space="preserve">&lt;-</w:t>
-      </w:r>
-      <w:r>
-        <w:rPr>
-          <w:rStyle w:val="NormalTok"/>
-        </w:rPr>
-        <w:t xml:space="preserve"> </w:t>
-      </w:r>
-      <w:r>
-        <w:rPr>
           <w:rStyle w:val="FunctionTok"/>
         </w:rPr>
-        <w:t xml:space="preserve">readRDS</w:t>
-      </w:r>
-      <w:r>
-        <w:rPr>
-          <w:rStyle w:val="NormalTok"/>
-        </w:rPr>
-        <w:t xml:space="preserve">(</w:t>
-      </w:r>
-      <w:r>
-        <w:rPr>
-          <w:rStyle w:val="StringTok"/>
-        </w:rPr>
-        <w:t xml:space="preserve">"Beginner_Tutorial_Results.rds"</w:t>
-      </w:r>
-      <w:r>
-        <w:rPr>
-          <w:rStyle w:val="NormalTok"/>
-        </w:rPr>
-        <w:t xml:space="preserve">)</w:t>
-      </w:r>
-      <w:r>
-        <w:br/>
-      </w:r>
-      <w:r>
-        <w:rPr>
-          <w:rStyle w:val="FunctionTok"/>
-        </w:rPr>
         <w:t xml:space="preserve">library</w:t>
       </w:r>
       <w:r>
@@ -1823,58 +3792,11 @@
         <w:t xml:space="preserve">(MCMCvis)</w:t>
       </w:r>
     </w:p>
-    <w:bookmarkStart w:id="30" w:name="numerical-analytics"/>
-    <w:p>
-      <w:pPr>
-        <w:pStyle w:val="Heading3"/>
-      </w:pPr>
-      <w:r>
-        <w:t xml:space="preserve">Numerical Analytics</w:t>
-      </w:r>
-    </w:p>
     <w:p>
       <w:pPr>
         <w:pStyle w:val="FirstParagraph"/>
       </w:pPr>
       <w:r>
-        <w:t xml:space="preserve">By passing our raw MCMC</w:t>
-      </w:r>
-      <w:r>
-        <w:t xml:space="preserve"> </w:t>
-      </w:r>
-      <w:r>
-        <w:rPr>
-          <w:rStyle w:val="VerbatimChar"/>
-        </w:rPr>
-        <w:t xml:space="preserve">samples</w:t>
-      </w:r>
-      <w:r>
-        <w:t xml:space="preserve"> </w:t>
-      </w:r>
-      <w:r>
-        <w:t xml:space="preserve">into the</w:t>
-      </w:r>
-      <w:r>
-        <w:t xml:space="preserve"> </w:t>
-      </w:r>
-      <w:r>
-        <w:rPr>
-          <w:rStyle w:val="VerbatimChar"/>
-        </w:rPr>
-        <w:t xml:space="preserve">MCMCsummary()</w:t>
-      </w:r>
-      <w:r>
-        <w:t xml:space="preserve"> </w:t>
-      </w:r>
-      <w:r>
-        <w:t xml:space="preserve">function, we can collapse the complex distributions into a clean summary table that provides point estimates and measures of numerical uncertainty.</w:t>
-      </w:r>
-    </w:p>
-    <w:p>
-      <w:pPr>
-        <w:pStyle w:val="BodyText"/>
-      </w:pPr>
-      <w:r>
         <w:t xml:space="preserve">The</w:t>
       </w:r>
       <w:r>
@@ -1890,7 +3812,7 @@
         <w:t xml:space="preserve"> </w:t>
       </w:r>
       <w:r>
-        <w:t xml:space="preserve">parameters in our model capture the properties of the test items themselves. For each test item</w:t>
+        <w:t xml:space="preserve">parameters capture the raw item properties. For each test item</w:t>
       </w:r>
       <w:r>
         <w:t xml:space="preserve"> </w:t>
@@ -1901,7 +3823,215 @@
         </m:r>
       </m:oMath>
       <w:r>
-        <w:t xml:space="preserve">:</w:t>
+        <w:t xml:space="preserve">,</w:t>
+      </w:r>
+      <w:r>
+        <w:t xml:space="preserve"> </w:t>
+      </w:r>
+      <w:r>
+        <w:rPr>
+          <w:rStyle w:val="VerbatimChar"/>
+        </w:rPr>
+        <w:t xml:space="preserve">lambda[j, 1]</w:t>
+      </w:r>
+      <w:r>
+        <w:t xml:space="preserve"> </w:t>
+      </w:r>
+      <w:r>
+        <w:t xml:space="preserve">is the discrimination (slope) and</w:t>
+      </w:r>
+      <w:r>
+        <w:t xml:space="preserve"> </w:t>
+      </w:r>
+      <w:r>
+        <w:rPr>
+          <w:rStyle w:val="VerbatimChar"/>
+        </w:rPr>
+        <w:t xml:space="preserve">lambda[j, 2]</w:t>
+      </w:r>
+      <w:r>
+        <w:t xml:space="preserve"> </w:t>
+      </w:r>
+      <w:r>
+        <w:t xml:space="preserve">is the difficulty (intercept).</w:t>
+      </w:r>
+    </w:p>
+    <w:p>
+      <w:pPr>
+        <w:pStyle w:val="SourceCode"/>
+      </w:pPr>
+      <w:r>
+        <w:rPr>
+          <w:rStyle w:val="CommentTok"/>
+        </w:rPr>
+        <w:t xml:space="preserve"># Retrieve a numerical summary table specifically for the 'lambda' item parameters</w:t>
+      </w:r>
+      <w:r>
+        <w:br/>
+      </w:r>
+      <w:r>
+        <w:rPr>
+          <w:rStyle w:val="NormalTok"/>
+        </w:rPr>
+        <w:t xml:space="preserve">res </w:t>
+      </w:r>
+      <w:r>
+        <w:rPr>
+          <w:rStyle w:val="OtherTok"/>
+        </w:rPr>
+        <w:t xml:space="preserve">&lt;-</w:t>
+      </w:r>
+      <w:r>
+        <w:rPr>
+          <w:rStyle w:val="NormalTok"/>
+        </w:rPr>
+        <w:t xml:space="preserve"> </w:t>
+      </w:r>
+      <w:r>
+        <w:rPr>
+          <w:rStyle w:val="FunctionTok"/>
+        </w:rPr>
+        <w:t xml:space="preserve">MCMCsummary</w:t>
+      </w:r>
+      <w:r>
+        <w:rPr>
+          <w:rStyle w:val="NormalTok"/>
+        </w:rPr>
+        <w:t xml:space="preserve">(results</w:t>
+      </w:r>
+      <w:r>
+        <w:rPr>
+          <w:rStyle w:val="SpecialCharTok"/>
+        </w:rPr>
+        <w:t xml:space="preserve">$</w:t>
+      </w:r>
+      <w:r>
+        <w:rPr>
+          <w:rStyle w:val="NormalTok"/>
+        </w:rPr>
+        <w:t xml:space="preserve">samples, </w:t>
+      </w:r>
+      <w:r>
+        <w:rPr>
+          <w:rStyle w:val="AttributeTok"/>
+        </w:rPr>
+        <w:t xml:space="preserve">params =</w:t>
+      </w:r>
+      <w:r>
+        <w:rPr>
+          <w:rStyle w:val="NormalTok"/>
+        </w:rPr>
+        <w:t xml:space="preserve"> </w:t>
+      </w:r>
+      <w:r>
+        <w:rPr>
+          <w:rStyle w:val="StringTok"/>
+        </w:rPr>
+        <w:t xml:space="preserve">"lambda"</w:t>
+      </w:r>
+      <w:r>
+        <w:rPr>
+          <w:rStyle w:val="NormalTok"/>
+        </w:rPr>
+        <w:t xml:space="preserve">)</w:t>
+      </w:r>
+      <w:r>
+        <w:br/>
+      </w:r>
+      <w:r>
+        <w:rPr>
+          <w:rStyle w:val="FunctionTok"/>
+        </w:rPr>
+        <w:t xml:space="preserve">head</w:t>
+      </w:r>
+      <w:r>
+        <w:rPr>
+          <w:rStyle w:val="NormalTok"/>
+        </w:rPr>
+        <w:t xml:space="preserve">(res) </w:t>
+      </w:r>
+      <w:r>
+        <w:rPr>
+          <w:rStyle w:val="CommentTok"/>
+        </w:rPr>
+        <w:t xml:space="preserve"># only a few rows from res are displayed here.</w:t>
+      </w:r>
+    </w:p>
+    <w:p>
+      <w:pPr>
+        <w:pStyle w:val="SourceCode"/>
+      </w:pPr>
+      <w:r>
+        <w:rPr>
+          <w:rStyle w:val="VerbatimChar"/>
+        </w:rPr>
+        <w:t xml:space="preserve">                  mean        sd      2.5%       50%    97.5% Rhat n.eff</w:t>
+      </w:r>
+      <w:r>
+        <w:br/>
+      </w:r>
+      <w:r>
+        <w:rPr>
+          <w:rStyle w:val="VerbatimChar"/>
+        </w:rPr>
+        <w:t xml:space="preserve">lambda[1, 1] 1.7290810 0.1923772 1.3537706 1.7274241 2.109067 1.03   512</w:t>
+      </w:r>
+      <w:r>
+        <w:br/>
+      </w:r>
+      <w:r>
+        <w:rPr>
+          <w:rStyle w:val="VerbatimChar"/>
+        </w:rPr>
+        <w:t xml:space="preserve">lambda[2, 1] 1.3389519 0.2152481 0.9292727 1.3358068 1.767134 1.05   934</w:t>
+      </w:r>
+      <w:r>
+        <w:br/>
+      </w:r>
+      <w:r>
+        <w:rPr>
+          <w:rStyle w:val="VerbatimChar"/>
+        </w:rPr>
+        <w:t xml:space="preserve">lambda[3, 1] 2.5052113 0.3164820 1.9328485 2.4877870 3.193183 1.01   179</w:t>
+      </w:r>
+      <w:r>
+        <w:br/>
+      </w:r>
+      <w:r>
+        <w:rPr>
+          <w:rStyle w:val="VerbatimChar"/>
+        </w:rPr>
+        <w:t xml:space="preserve">lambda[4, 1] 0.9337544 0.1911755 0.5769390 0.9329804 1.328390 1.01   572</w:t>
+      </w:r>
+      <w:r>
+        <w:br/>
+      </w:r>
+      <w:r>
+        <w:rPr>
+          <w:rStyle w:val="VerbatimChar"/>
+        </w:rPr>
+        <w:t xml:space="preserve">lambda[5, 1] 1.7335323 0.2215849 1.3186263 1.7288180 2.188279 1.01   369</w:t>
+      </w:r>
+      <w:r>
+        <w:br/>
+      </w:r>
+      <w:r>
+        <w:rPr>
+          <w:rStyle w:val="VerbatimChar"/>
+        </w:rPr>
+        <w:t xml:space="preserve">lambda[6, 1] 1.9544232 0.4345682 1.1549475 1.9382027 2.856814 1.02   239</w:t>
+      </w:r>
+    </w:p>
+    <w:p>
+      <w:pPr>
+        <w:pStyle w:val="FirstParagraph"/>
+      </w:pPr>
+      <w:r>
+        <w:rPr>
+          <w:b/>
+          <w:bCs/>
+        </w:rPr>
+        <w:t xml:space="preserve">How to Read the Table:</w:t>
       </w:r>
     </w:p>
     <w:p>
@@ -1909,7 +4039,7 @@
         <w:pStyle w:val="Compact"/>
         <w:numPr>
           <w:ilvl w:val="0"/>
-          <w:numId w:val="1006"/>
+          <w:numId w:val="1008"/>
         </w:numPr>
       </w:pPr>
       <w:r>
@@ -1918,24 +4048,10 @@
           <w:b/>
           <w:bCs/>
         </w:rPr>
-        <w:t xml:space="preserve">lambda[j, 1]</w:t>
-      </w:r>
-      <w:r>
-        <w:rPr>
-          <w:b/>
-          <w:bCs/>
-        </w:rPr>
-        <w:t xml:space="preserve"> </w:t>
-      </w:r>
-      <w:r>
-        <w:rPr>
-          <w:b/>
-          <w:bCs/>
-        </w:rPr>
-        <w:t xml:space="preserve">(Discrimination / Slope)</w:t>
-      </w:r>
-      <w:r>
-        <w:t xml:space="preserve">: Represents how effectively the item distinguishes between participants who possess the required skills and those who do not. A higher value indicates the item strongly differentiates between mastery states.</w:t>
+        <w:t xml:space="preserve">mean</w:t>
+      </w:r>
+      <w:r>
+        <w:t xml:space="preserve">: The expected value (best estimate) for the parameter.</w:t>
       </w:r>
     </w:p>
     <w:p>
@@ -1943,7 +4059,7 @@
         <w:pStyle w:val="Compact"/>
         <w:numPr>
           <w:ilvl w:val="0"/>
-          <w:numId w:val="1006"/>
+          <w:numId w:val="1008"/>
         </w:numPr>
       </w:pPr>
       <w:r>
@@ -1952,7 +4068,7 @@
           <w:b/>
           <w:bCs/>
         </w:rPr>
-        <w:t xml:space="preserve">lambda[j, 2]</w:t>
+        <w:t xml:space="preserve">2.5%</w:t>
       </w:r>
       <w:r>
         <w:rPr>
@@ -1966,361 +4082,41 @@
           <w:b/>
           <w:bCs/>
         </w:rPr>
-        <w:t xml:space="preserve">(Difficulty / Intercept)</w:t>
-      </w:r>
-      <w:r>
-        <w:t xml:space="preserve">: Represents the baseline difficulty of the item. A higher value typically means the question is inherently harder to answer correctly overall.</w:t>
-      </w:r>
-    </w:p>
-    <w:p>
-      <w:pPr>
-        <w:pStyle w:val="FirstParagraph"/>
-      </w:pPr>
-      <w:r>
-        <w:rPr>
-          <w:i/>
-          <w:iCs/>
-        </w:rPr>
-        <w:t xml:space="preserve">(There are also other parameter families estimated in the graphical model that capture the</w:t>
-      </w:r>
-      <w:r>
-        <w:rPr>
-          <w:i/>
-          <w:iCs/>
-        </w:rPr>
-        <w:t xml:space="preserve"> </w:t>
+        <w:t xml:space="preserve">and</w:t>
       </w:r>
       <w:r>
         <w:rPr>
           <w:b/>
           <w:bCs/>
-          <w:i/>
-          <w:iCs/>
-        </w:rPr>
-        <w:t xml:space="preserve">attribute network</w:t>
-      </w:r>
-      <w:r>
-        <w:rPr>
-          <w:i/>
-          <w:iCs/>
-        </w:rPr>
-        <w:t xml:space="preserve"> </w:t>
-      </w:r>
-      <w:r>
-        <w:rPr>
-          <w:i/>
-          <w:iCs/>
-        </w:rPr>
-        <w:t xml:space="preserve">itself. For example,</w:t>
-      </w:r>
-      <w:r>
-        <w:rPr>
-          <w:i/>
-          <w:iCs/>
-        </w:rPr>
-        <w:t xml:space="preserve"> </w:t>
-      </w:r>
-      <w:r>
-        <w:rPr>
-          <w:rStyle w:val="VerbatimChar"/>
-          <w:i/>
-          <w:iCs/>
-        </w:rPr>
-        <w:t xml:space="preserve">beta_root</w:t>
-      </w:r>
-      <w:r>
-        <w:rPr>
-          <w:i/>
-          <w:iCs/>
-        </w:rPr>
-        <w:t xml:space="preserve"> </w:t>
-      </w:r>
-      <w:r>
-        <w:rPr>
-          <w:i/>
-          <w:iCs/>
-        </w:rPr>
-        <w:t xml:space="preserve">parameters represent the baseline prevalence of foundational</w:t>
-      </w:r>
-      <w:r>
-        <w:rPr>
-          <w:i/>
-          <w:iCs/>
-        </w:rPr>
-        <w:t xml:space="preserve"> </w:t>
-      </w:r>
-      <w:r>
-        <w:rPr>
-          <w:i/>
-          <w:iCs/>
-        </w:rPr>
-        <w:t xml:space="preserve">“root”</w:t>
-      </w:r>
-      <w:r>
-        <w:rPr>
-          <w:i/>
-          <w:iCs/>
-        </w:rPr>
-        <w:t xml:space="preserve"> </w:t>
-      </w:r>
-      <w:r>
-        <w:rPr>
-          <w:i/>
-          <w:iCs/>
-        </w:rPr>
-        <w:t xml:space="preserve">skills in the population. The</w:t>
-      </w:r>
-      <w:r>
-        <w:rPr>
-          <w:i/>
-          <w:iCs/>
-        </w:rPr>
-        <w:t xml:space="preserve"> </w:t>
-      </w:r>
-      <w:r>
-        <w:rPr>
-          <w:rStyle w:val="VerbatimChar"/>
-          <w:i/>
-          <w:iCs/>
-        </w:rPr>
-        <w:t xml:space="preserve">theta</w:t>
-      </w:r>
-      <w:r>
-        <w:rPr>
-          <w:i/>
-          <w:iCs/>
-        </w:rPr>
-        <w:t xml:space="preserve"> </w:t>
-      </w:r>
-      <w:r>
-        <w:rPr>
-          <w:i/>
-          <w:iCs/>
-        </w:rPr>
-        <w:t xml:space="preserve">parameters function similarly to</w:t>
-      </w:r>
-      <w:r>
-        <w:rPr>
-          <w:i/>
-          <w:iCs/>
-        </w:rPr>
-        <w:t xml:space="preserve"> </w:t>
-      </w:r>
-      <w:r>
-        <w:rPr>
-          <w:rStyle w:val="VerbatimChar"/>
-          <w:i/>
-          <w:iCs/>
-        </w:rPr>
-        <w:t xml:space="preserve">lambda</w:t>
-      </w:r>
-      <w:r>
-        <w:rPr>
-          <w:i/>
-          <w:iCs/>
-        </w:rPr>
-        <w:t xml:space="preserve">, but are applied to higher-level skills, carrying their own dependencies and baseline difficulties.)</w:t>
-      </w:r>
-    </w:p>
-    <w:p>
-      <w:pPr>
-        <w:pStyle w:val="BodyText"/>
-      </w:pPr>
-      <w:r>
-        <w:t xml:space="preserve">We can extract a numerical summary matrix specifically for our</w:t>
-      </w:r>
-      <w:r>
-        <w:t xml:space="preserve"> </w:t>
-      </w:r>
-      <w:r>
-        <w:rPr>
-          <w:rStyle w:val="VerbatimChar"/>
-        </w:rPr>
-        <w:t xml:space="preserve">lambda</w:t>
-      </w:r>
-      <w:r>
-        <w:t xml:space="preserve"> </w:t>
-      </w:r>
-      <w:r>
-        <w:t xml:space="preserve">parameters to inspect how the test items functioned:</w:t>
-      </w:r>
-    </w:p>
-    <w:p>
-      <w:pPr>
-        <w:pStyle w:val="SourceCode"/>
-      </w:pPr>
-      <w:r>
-        <w:rPr>
-          <w:rStyle w:val="CommentTok"/>
-        </w:rPr>
-        <w:t xml:space="preserve"># Retrieve a numerical summary table specifically for the 'lambda' item parameters</w:t>
-      </w:r>
-      <w:r>
-        <w:br/>
-      </w:r>
-      <w:r>
-        <w:rPr>
-          <w:rStyle w:val="NormalTok"/>
-        </w:rPr>
-        <w:t xml:space="preserve">res </w:t>
-      </w:r>
-      <w:r>
-        <w:rPr>
-          <w:rStyle w:val="OtherTok"/>
-        </w:rPr>
-        <w:t xml:space="preserve">&lt;-</w:t>
-      </w:r>
-      <w:r>
-        <w:rPr>
-          <w:rStyle w:val="NormalTok"/>
-        </w:rPr>
-        <w:t xml:space="preserve"> </w:t>
-      </w:r>
-      <w:r>
-        <w:rPr>
-          <w:rStyle w:val="FunctionTok"/>
-        </w:rPr>
-        <w:t xml:space="preserve">MCMCsummary</w:t>
-      </w:r>
-      <w:r>
-        <w:rPr>
-          <w:rStyle w:val="NormalTok"/>
-        </w:rPr>
-        <w:t xml:space="preserve">(results</w:t>
-      </w:r>
-      <w:r>
-        <w:rPr>
-          <w:rStyle w:val="SpecialCharTok"/>
-        </w:rPr>
-        <w:t xml:space="preserve">$</w:t>
-      </w:r>
-      <w:r>
-        <w:rPr>
-          <w:rStyle w:val="NormalTok"/>
-        </w:rPr>
-        <w:t xml:space="preserve">samples, </w:t>
-      </w:r>
-      <w:r>
-        <w:rPr>
-          <w:rStyle w:val="AttributeTok"/>
-        </w:rPr>
-        <w:t xml:space="preserve">params =</w:t>
-      </w:r>
-      <w:r>
-        <w:rPr>
-          <w:rStyle w:val="NormalTok"/>
-        </w:rPr>
-        <w:t xml:space="preserve"> </w:t>
-      </w:r>
-      <w:r>
-        <w:rPr>
-          <w:rStyle w:val="StringTok"/>
-        </w:rPr>
-        <w:t xml:space="preserve">"lambda"</w:t>
-      </w:r>
-      <w:r>
-        <w:rPr>
-          <w:rStyle w:val="NormalTok"/>
-        </w:rPr>
-        <w:t xml:space="preserve">)</w:t>
-      </w:r>
-      <w:r>
-        <w:br/>
-      </w:r>
-      <w:r>
-        <w:rPr>
-          <w:rStyle w:val="FunctionTok"/>
-        </w:rPr>
-        <w:t xml:space="preserve">head</w:t>
-      </w:r>
-      <w:r>
-        <w:rPr>
-          <w:rStyle w:val="NormalTok"/>
-        </w:rPr>
-        <w:t xml:space="preserve">(res) </w:t>
-      </w:r>
-      <w:r>
-        <w:rPr>
-          <w:rStyle w:val="CommentTok"/>
-        </w:rPr>
-        <w:t xml:space="preserve"># only a few rows from res are displayed here.</w:t>
-      </w:r>
-    </w:p>
-    <w:p>
-      <w:pPr>
-        <w:pStyle w:val="SourceCode"/>
-      </w:pPr>
-      <w:r>
-        <w:rPr>
-          <w:rStyle w:val="VerbatimChar"/>
-        </w:rPr>
-        <w:t xml:space="preserve">                  mean        sd      2.5%       50%    97.5% Rhat n.eff</w:t>
-      </w:r>
-      <w:r>
-        <w:br/>
-      </w:r>
-      <w:r>
-        <w:rPr>
-          <w:rStyle w:val="VerbatimChar"/>
-        </w:rPr>
-        <w:t xml:space="preserve">lambda[1, 1] 1.7512409 0.2142891 1.3824153 1.7402970 2.247491 1.43    68</w:t>
-      </w:r>
-      <w:r>
-        <w:br/>
-      </w:r>
-      <w:r>
-        <w:rPr>
-          <w:rStyle w:val="VerbatimChar"/>
-        </w:rPr>
-        <w:t xml:space="preserve">lambda[2, 1] 1.3103394 0.2119471 0.8939294 1.3198143 1.698902 1.02   151</w:t>
-      </w:r>
-      <w:r>
-        <w:br/>
-      </w:r>
-      <w:r>
-        <w:rPr>
-          <w:rStyle w:val="VerbatimChar"/>
-        </w:rPr>
-        <w:t xml:space="preserve">lambda[3, 1] 2.4237264 0.2828668 1.9031875 2.4225588 2.967375 1.08    51</w:t>
-      </w:r>
-      <w:r>
-        <w:br/>
-      </w:r>
-      <w:r>
-        <w:rPr>
-          <w:rStyle w:val="VerbatimChar"/>
-        </w:rPr>
-        <w:t xml:space="preserve">lambda[4, 1] 0.9529481 0.1925619 0.5754743 0.9500665 1.327190 1.01   107</w:t>
-      </w:r>
-      <w:r>
-        <w:br/>
-      </w:r>
-      <w:r>
-        <w:rPr>
-          <w:rStyle w:val="VerbatimChar"/>
-        </w:rPr>
-        <w:t xml:space="preserve">lambda[5, 1] 1.7350918 0.2272166 1.3164859 1.7212369 2.187425 1.03    71</w:t>
-      </w:r>
-      <w:r>
-        <w:br/>
-      </w:r>
-      <w:r>
-        <w:rPr>
-          <w:rStyle w:val="VerbatimChar"/>
-        </w:rPr>
-        <w:t xml:space="preserve">lambda[6, 1] 1.9637383 0.4919925 1.1386391 1.9218624 3.056010 1.14    39</w:t>
-      </w:r>
-    </w:p>
-    <w:p>
-      <w:pPr>
-        <w:pStyle w:val="FirstParagraph"/>
-      </w:pPr>
-      <w:r>
-        <w:rPr>
+        </w:rPr>
+        <w:t xml:space="preserve"> </w:t>
+      </w:r>
+      <w:r>
+        <w:rPr>
+          <w:rStyle w:val="VerbatimChar"/>
           <w:b/>
           <w:bCs/>
         </w:rPr>
-        <w:t xml:space="preserve">How to Read the Table:</w:t>
+        <w:t xml:space="preserve">97.5%</w:t>
+      </w:r>
+      <w:r>
+        <w:t xml:space="preserve">: The</w:t>
+      </w:r>
+      <w:r>
+        <w:t xml:space="preserve"> </w:t>
+      </w:r>
+      <w:r>
+        <w:rPr>
+          <w:b/>
+          <w:bCs/>
+        </w:rPr>
+        <w:t xml:space="preserve">95% Credible Interval</w:t>
+      </w:r>
+      <w:r>
+        <w:t xml:space="preserve"> </w:t>
+      </w:r>
+      <w:r>
+        <w:t xml:space="preserve">- there is a 95% probability the true value falls within this range.</w:t>
       </w:r>
     </w:p>
     <w:p>
@@ -2328,7 +4124,7 @@
         <w:pStyle w:val="Compact"/>
         <w:numPr>
           <w:ilvl w:val="0"/>
-          <w:numId w:val="1007"/>
+          <w:numId w:val="1008"/>
         </w:numPr>
       </w:pPr>
       <w:r>
@@ -2337,107 +4133,10 @@
           <w:b/>
           <w:bCs/>
         </w:rPr>
-        <w:t xml:space="preserve">mean</w:t>
-      </w:r>
-      <w:r>
-        <w:t xml:space="preserve">: The expected value or best estimate for the parameter. This conceptually corresponds to the traditional point estimate you would obtain in a frequentist approach.</w:t>
-      </w:r>
-    </w:p>
-    <w:p>
-      <w:pPr>
-        <w:pStyle w:val="Compact"/>
-        <w:numPr>
-          <w:ilvl w:val="0"/>
-          <w:numId w:val="1007"/>
-        </w:numPr>
-      </w:pPr>
-      <w:r>
-        <w:rPr>
-          <w:rStyle w:val="VerbatimChar"/>
-          <w:b/>
-          <w:bCs/>
-        </w:rPr>
-        <w:t xml:space="preserve">2.5%</w:t>
-      </w:r>
-      <w:r>
-        <w:rPr>
-          <w:b/>
-          <w:bCs/>
-        </w:rPr>
-        <w:t xml:space="preserve"> </w:t>
-      </w:r>
-      <w:r>
-        <w:rPr>
-          <w:b/>
-          <w:bCs/>
-        </w:rPr>
-        <w:t xml:space="preserve">and</w:t>
-      </w:r>
-      <w:r>
-        <w:rPr>
-          <w:b/>
-          <w:bCs/>
-        </w:rPr>
-        <w:t xml:space="preserve"> </w:t>
-      </w:r>
-      <w:r>
-        <w:rPr>
-          <w:rStyle w:val="VerbatimChar"/>
-          <w:b/>
-          <w:bCs/>
-        </w:rPr>
-        <w:t xml:space="preserve">97.5%</w:t>
-      </w:r>
-      <w:r>
-        <w:t xml:space="preserve">: These bounds define the</w:t>
-      </w:r>
-      <w:r>
-        <w:t xml:space="preserve"> </w:t>
-      </w:r>
-      <w:r>
-        <w:rPr>
-          <w:b/>
-          <w:bCs/>
-        </w:rPr>
-        <w:t xml:space="preserve">95% Credible Interval</w:t>
-      </w:r>
-      <w:r>
-        <w:t xml:space="preserve">. In Bayesian inference, this means there is a 95% probability that the true underlying parameter value falls within this specific range.</w:t>
-      </w:r>
-    </w:p>
-    <w:p>
-      <w:pPr>
-        <w:pStyle w:val="Compact"/>
-        <w:numPr>
-          <w:ilvl w:val="0"/>
-          <w:numId w:val="1007"/>
-        </w:numPr>
-      </w:pPr>
-      <w:r>
-        <w:rPr>
-          <w:rStyle w:val="VerbatimChar"/>
-          <w:b/>
-          <w:bCs/>
-        </w:rPr>
         <w:t xml:space="preserve">Rhat</w:t>
       </w:r>
       <w:r>
-        <w:t xml:space="preserve">: A convergence diagnostic (Gelman-Rubin statistic). If</w:t>
-      </w:r>
-      <w:r>
-        <w:t xml:space="preserve"> </w:t>
-      </w:r>
-      <w:r>
-        <w:rPr>
-          <w:rStyle w:val="VerbatimChar"/>
-        </w:rPr>
-        <w:t xml:space="preserve">Rhat</w:t>
-      </w:r>
-      <w:r>
-        <w:t xml:space="preserve"> </w:t>
-      </w:r>
-      <w:r>
-        <w:t xml:space="preserve">is greater than 1.1, it generally indicates the MCMC chains have not yet converged, and you may need to substantially increase the</w:t>
+        <w:t xml:space="preserve">: A convergence diagnostic (Gelman-Rubin statistic). Values greater than 1.1 suggest the chains have not yet converged and you may need to increase</w:t>
       </w:r>
       <w:r>
         <w:t xml:space="preserve"> </w:t>
@@ -2449,35 +4148,7 @@
         <w:t xml:space="preserve">niter</w:t>
       </w:r>
       <w:r>
-        <w:t xml:space="preserve"> </w:t>
-      </w:r>
-      <w:r>
-        <w:t xml:space="preserve">(number of iterations) in your estimation step. Sometimes</w:t>
-      </w:r>
-      <w:r>
-        <w:t xml:space="preserve"> </w:t>
-      </w:r>
-      <w:r>
-        <w:rPr>
-          <w:rStyle w:val="VerbatimChar"/>
-        </w:rPr>
-        <w:t xml:space="preserve">Rhat</w:t>
-      </w:r>
-      <w:r>
-        <w:t xml:space="preserve"> </w:t>
-      </w:r>
-      <w:r>
-        <w:t xml:space="preserve">values remain greater than 1.1 due to an underlying model misspecification. This issue can typically be identified if you continue to increase the number of iterations and observe no improvement in the convergence diagnostics.</w:t>
-      </w:r>
-    </w:p>
-    <w:bookmarkEnd w:id="30"/>
-    <w:bookmarkStart w:id="37" w:name="visual-analytics"/>
-    <w:p>
-      <w:pPr>
-        <w:pStyle w:val="Heading3"/>
-      </w:pPr>
-      <w:r>
-        <w:t xml:space="preserve">Visual Analytics</w:t>
+        <w:t xml:space="preserve">.</w:t>
       </w:r>
     </w:p>
     <w:p>
@@ -2485,7 +4156,7 @@
         <w:pStyle w:val="FirstParagraph"/>
       </w:pPr>
       <w:r>
-        <w:t xml:space="preserve">Reviewing hundreds of rows in a table can be exhausting. MCMC visualization functions like</w:t>
+        <w:t xml:space="preserve">MCMC visualization functions like</w:t>
       </w:r>
       <w:r>
         <w:t xml:space="preserve"> </w:t>
@@ -2500,7 +4171,7 @@
         <w:t xml:space="preserve"> </w:t>
       </w:r>
       <w:r>
-        <w:t xml:space="preserve">can transform these parameter boundaries into intuitive visual</w:t>
+        <w:t xml:space="preserve">can transform these into intuitive</w:t>
       </w:r>
       <w:r>
         <w:t xml:space="preserve"> </w:t>
@@ -2509,41 +4180,7 @@
         <w:t xml:space="preserve">“Caterpillar Plots”</w:t>
       </w:r>
       <w:r>
-        <w:t xml:space="preserve">.</w:t>
-      </w:r>
-    </w:p>
-    <w:p>
-      <w:pPr>
-        <w:pStyle w:val="BodyText"/>
-      </w:pPr>
-      <w:r>
-        <w:rPr>
-          <w:i/>
-          <w:iCs/>
-        </w:rPr>
-        <w:t xml:space="preserve">Note: Because we estimated 54 item parameters for this dataset, plotting them all simultaneously can vertically cramp the screen. Standard R plotting packages (like</w:t>
-      </w:r>
-      <w:r>
-        <w:rPr>
-          <w:i/>
-          <w:iCs/>
-        </w:rPr>
-        <w:t xml:space="preserve"> </w:t>
-      </w:r>
-      <w:r>
-        <w:rPr>
-          <w:rStyle w:val="VerbatimChar"/>
-          <w:i/>
-          <w:iCs/>
-        </w:rPr>
-        <w:t xml:space="preserve">MCMCvis</w:t>
-      </w:r>
-      <w:r>
-        <w:rPr>
-          <w:i/>
-          <w:iCs/>
-        </w:rPr>
-        <w:t xml:space="preserve">) may auto-truncate the Y-axis labels to fit the visual constraints, occasionally dropping some text labels to save space.</w:t>
+        <w:t xml:space="preserve">:</w:t>
       </w:r>
     </w:p>
     <w:p>
@@ -2617,18 +4254,18 @@
           <wp:inline>
             <wp:extent cx="5334000" cy="4000500"/>
             <wp:effectExtent b="0" l="0" r="0" t="0"/>
-            <wp:docPr descr="" title="" id="32" name="Picture"/>
+            <wp:docPr descr="" title="" id="44" name="Picture"/>
             <a:graphic>
               <a:graphicData uri="http://schemas.openxmlformats.org/drawingml/2006/picture">
                 <pic:pic>
                   <pic:nvPicPr>
-                    <pic:cNvPr descr="Beginner_Tutorial_files/figure-docx/render-plot-1.png" id="33" name="Picture"/>
+                    <pic:cNvPr descr="Beginner_Tutorial_files/figure-docx/render-plot-1.png" id="45" name="Picture"/>
                     <pic:cNvPicPr>
                       <a:picLocks noChangeArrowheads="1" noChangeAspect="1"/>
                     </pic:cNvPicPr>
                   </pic:nvPicPr>
                   <pic:blipFill>
-                    <a:blip r:embed="rId31"/>
+                    <a:blip r:embed="rId43"/>
                     <a:stretch>
                       <a:fillRect/>
                     </a:stretch>
@@ -2670,31 +4307,7 @@
         <w:t xml:space="preserve"> </w:t>
       </w:r>
       <w:r>
-        <w:t xml:space="preserve">Each dot represents the mean estimate for a specific parameter. The horizontal lines stretching outwards illustrate the 95% Credible Interval.</w:t>
-      </w:r>
-    </w:p>
-    <w:p>
-      <w:pPr>
-        <w:pStyle w:val="Compact"/>
-        <w:numPr>
-          <w:ilvl w:val="0"/>
-          <w:numId w:val="1008"/>
-        </w:numPr>
-      </w:pPr>
-      <w:r>
-        <w:t xml:space="preserve">A wider line indicates high uncertainty (a broader credible interval) for that parameter.</w:t>
-      </w:r>
-    </w:p>
-    <w:p>
-      <w:pPr>
-        <w:pStyle w:val="Compact"/>
-        <w:numPr>
-          <w:ilvl w:val="0"/>
-          <w:numId w:val="1008"/>
-        </w:numPr>
-      </w:pPr>
-      <w:r>
-        <w:t xml:space="preserve">A shorter, narrower line indicates the model is highly confident in its estimate (a tighter credible interval) for that parameter.</w:t>
+        <w:t xml:space="preserve">Each dot represents the mean estimate. The horizontal lines show the 95% Credible Interval - wider lines mean more uncertainty, narrower lines mean higher confidence.</w:t>
       </w:r>
     </w:p>
     <w:tbl>
@@ -2727,7 +4340,7 @@
           </w:tcPr>
           <w:p>
             <w:pPr>
-              <w:pStyle w:val="FirstParagraph"/>
+              <w:pStyle w:val="BodyText"/>
             </w:pPr>
             <w:pPr>
               <w:spacing w:before="0" w:after="0"/>
@@ -2738,18 +4351,18 @@
                 <wp:inline>
                   <wp:extent cx="152400" cy="152400"/>
                   <wp:effectExtent b="0" l="0" r="0" t="0"/>
-                  <wp:docPr descr="" title="" id="34" name="Picture"/>
+                  <wp:docPr descr="" title="" id="46" name="Picture"/>
                   <a:graphic>
                     <a:graphicData uri="http://schemas.openxmlformats.org/drawingml/2006/picture">
                       <pic:pic>
                         <pic:nvPicPr>
-                          <pic:cNvPr descr="/Applications/quarto/share/formats/docx/note.png" id="35" name="Picture"/>
+                          <pic:cNvPr descr="/Applications/quarto/share/formats/docx/note.png" id="47" name="Picture"/>
                           <pic:cNvPicPr>
                             <a:picLocks noChangeArrowheads="1" noChangeAspect="1"/>
                           </pic:cNvPicPr>
                         </pic:nvPicPr>
                         <pic:blipFill>
-                          <a:blip r:embed="rId26"/>
+                          <a:blip r:embed="rId25"/>
                           <a:stretch>
                             <a:fillRect/>
                           </a:stretch>
@@ -2800,18 +4413,68 @@
           </w:tcPr>
           <w:p>
             <w:pPr>
-              <w:pStyle w:val="BodyText"/>
+              <w:pStyle w:val="Compact"/>
+              <w:numPr>
+                <w:ilvl w:val="0"/>
+                <w:numId w:val="1009"/>
+              </w:numPr>
             </w:pPr>
+            <w:r>
+              <w:rPr>
+                <w:b/>
+                <w:bCs/>
+              </w:rPr>
+              <w:t xml:space="preserve">Build your own models?</w:t>
+            </w:r>
+            <w:r>
+              <w:t xml:space="preserve"> </w:t>
+            </w:r>
+            <w:r>
+              <w:t xml:space="preserve">The</w:t>
+            </w:r>
+            <w:r>
+              <w:t xml:space="preserve"> </w:t>
+            </w:r>
+            <w:hyperlink r:id="rId48">
+              <w:r>
+                <w:rPr>
+                  <w:rStyle w:val="Hyperlink"/>
+                </w:rPr>
+                <w:t xml:space="preserve">Model Specification Tutorial</w:t>
+              </w:r>
+            </w:hyperlink>
+            <w:r>
+              <w:t xml:space="preserve"> </w:t>
+            </w:r>
+            <w:r>
+              <w:t xml:space="preserve">walks you through constructing custom competency and evidence models using Cytoscape.</w:t>
+            </w:r>
+          </w:p>
+          <w:p>
             <w:pPr>
-              <w:spacing w:before="16" w:after="16"/>
+              <w:pStyle w:val="Compact"/>
+              <w:numPr>
+                <w:ilvl w:val="0"/>
+                <w:numId w:val="1009"/>
+              </w:numPr>
             </w:pPr>
             <w:r>
-              <w:t xml:space="preserve">Ready to dive deeper? Check out the</w:t>
+              <w:rPr>
+                <w:b/>
+                <w:bCs/>
+              </w:rPr>
+              <w:t xml:space="preserve">Fine-tune the engine?</w:t>
             </w:r>
             <w:r>
               <w:t xml:space="preserve"> </w:t>
             </w:r>
-            <w:hyperlink r:id="rId36">
+            <w:r>
+              <w:t xml:space="preserve">The</w:t>
+            </w:r>
+            <w:r>
+              <w:t xml:space="preserve"> </w:t>
+            </w:r>
+            <w:hyperlink r:id="rId49">
               <w:r>
                 <w:rPr>
                   <w:rStyle w:val="Hyperlink"/>
@@ -2823,15 +4486,54 @@
               <w:t xml:space="preserve"> </w:t>
             </w:r>
             <w:r>
-              <w:t xml:space="preserve">to learn about customizing models, diagnosing chains, and configuring the PGDCM engine natively.</w:t>
+              <w:t xml:space="preserve">covers customizing priors, MCMC sampling, and diagnostic workflows.</w:t>
+            </w:r>
+          </w:p>
+          <w:p>
+            <w:pPr>
+              <w:pStyle w:val="Compact"/>
+              <w:numPr>
+                <w:ilvl w:val="0"/>
+                <w:numId w:val="1009"/>
+              </w:numPr>
+            </w:pPr>
+            <w:r>
+              <w:rPr>
+                <w:b/>
+                <w:bCs/>
+              </w:rPr>
+              <w:t xml:space="preserve">Score new examinees?</w:t>
+            </w:r>
+            <w:r>
+              <w:t xml:space="preserve"> </w:t>
+            </w:r>
+            <w:r>
+              <w:t xml:space="preserve">The</w:t>
+            </w:r>
+            <w:r>
+              <w:t xml:space="preserve"> </w:t>
+            </w:r>
+            <w:hyperlink r:id="rId50">
+              <w:r>
+                <w:rPr>
+                  <w:rStyle w:val="Hyperlink"/>
+                </w:rPr>
+                <w:t xml:space="preserve">Scoring Cookbook</w:t>
+              </w:r>
+            </w:hyperlink>
+            <w:r>
+              <w:t xml:space="preserve"> </w:t>
+            </w:r>
+            <w:r>
+              <w:t xml:space="preserve">demonstrates operational calibration-and-scoring pipelines with cross-validation.</w:t>
             </w:r>
           </w:p>
           <w:p/>
         </w:tc>
       </w:tr>
     </w:tbl>
-    <w:bookmarkEnd w:id="37"/>
-    <w:bookmarkEnd w:id="38"/>
+    <w:bookmarkEnd w:id="51"/>
+    <w:bookmarkEnd w:id="52"/>
     <w:sectPr>
       <w:footnotePr>
         <w:numRestart w:val="eachSect"/>
@@ -3209,6 +4911,9 @@
     <w:abstractNumId w:val="991"/>
   </w:num>
   <w:num w:numId="1008">
+    <w:abstractNumId w:val="991"/>
+  </w:num>
+  <w:num w:numId="1009">
     <w:abstractNumId w:val="991"/>
   </w:num>
 </w:numbering>
